--- a/apps/nhat-ky/QL37/6. Sổ theo dõi giấy phép thi công (Sửa).docx
+++ b/apps/nhat-ky/QL37/6. Sổ theo dõi giấy phép thi công (Sửa).docx
@@ -1282,8 +1282,8 @@
         <w:gridCol w:w="670"/>
         <w:gridCol w:w="3460"/>
         <w:gridCol w:w="1616"/>
-        <w:gridCol w:w="1427"/>
-        <w:gridCol w:w="1333"/>
+        <w:gridCol w:w="1401"/>
+        <w:gridCol w:w="1417"/>
         <w:gridCol w:w="3810"/>
         <w:gridCol w:w="1417"/>
         <w:gridCol w:w="1310"/>
@@ -1304,7 +1304,6 @@
               <w:bottom w:val="nil"/>
               <w:right w:val="nil"/>
             </w:tcBorders>
-            <w:shd w:val="clear" w:color="auto" w:fill="auto"/>
             <w:vAlign w:val="center"/>
             <w:hideMark/>
           </w:tcPr>
@@ -1366,7 +1365,6 @@
               <w:bottom w:val="nil"/>
               <w:right w:val="nil"/>
             </w:tcBorders>
-            <w:shd w:val="clear" w:color="auto" w:fill="auto"/>
             <w:vAlign w:val="center"/>
             <w:hideMark/>
           </w:tcPr>
@@ -1390,14 +1388,13 @@
         </w:tc>
         <w:tc>
           <w:tcPr>
-            <w:tcW w:w="1427" w:type="dxa"/>
+            <w:tcW w:w="1343" w:type="dxa"/>
             <w:tcBorders>
               <w:top w:val="nil"/>
               <w:left w:val="nil"/>
               <w:bottom w:val="nil"/>
               <w:right w:val="nil"/>
             </w:tcBorders>
-            <w:shd w:val="clear" w:color="auto" w:fill="auto"/>
             <w:vAlign w:val="center"/>
             <w:hideMark/>
           </w:tcPr>
@@ -1417,14 +1414,13 @@
         </w:tc>
         <w:tc>
           <w:tcPr>
-            <w:tcW w:w="1333" w:type="dxa"/>
+            <w:tcW w:w="1417" w:type="dxa"/>
             <w:tcBorders>
               <w:top w:val="nil"/>
               <w:left w:val="nil"/>
               <w:bottom w:val="nil"/>
               <w:right w:val="nil"/>
             </w:tcBorders>
-            <w:shd w:val="clear" w:color="auto" w:fill="auto"/>
             <w:vAlign w:val="center"/>
             <w:hideMark/>
           </w:tcPr>
@@ -1451,7 +1447,6 @@
               <w:bottom w:val="nil"/>
               <w:right w:val="nil"/>
             </w:tcBorders>
-            <w:shd w:val="clear" w:color="auto" w:fill="auto"/>
             <w:vAlign w:val="center"/>
             <w:hideMark/>
           </w:tcPr>
@@ -1478,7 +1473,6 @@
               <w:bottom w:val="nil"/>
               <w:right w:val="nil"/>
             </w:tcBorders>
-            <w:shd w:val="clear" w:color="auto" w:fill="auto"/>
             <w:vAlign w:val="center"/>
             <w:hideMark/>
           </w:tcPr>
@@ -1506,7 +1500,6 @@
               <w:bottom w:val="nil"/>
               <w:right w:val="nil"/>
             </w:tcBorders>
-            <w:shd w:val="clear" w:color="auto" w:fill="auto"/>
             <w:vAlign w:val="center"/>
             <w:hideMark/>
           </w:tcPr>
@@ -1568,7 +1561,6 @@
               <w:bottom w:val="nil"/>
               <w:right w:val="nil"/>
             </w:tcBorders>
-            <w:shd w:val="clear" w:color="auto" w:fill="auto"/>
             <w:noWrap/>
             <w:vAlign w:val="center"/>
             <w:hideMark/>
@@ -1603,14 +1595,13 @@
         </w:tc>
         <w:tc>
           <w:tcPr>
-            <w:tcW w:w="680" w:type="dxa"/>
+            <w:tcW w:w="681" w:type="dxa"/>
             <w:tcBorders>
               <w:top w:val="nil"/>
               <w:left w:val="nil"/>
               <w:bottom w:val="nil"/>
               <w:right w:val="nil"/>
             </w:tcBorders>
-            <w:shd w:val="clear" w:color="auto" w:fill="auto"/>
             <w:noWrap/>
             <w:vAlign w:val="center"/>
             <w:hideMark/>
@@ -1646,7 +1637,6 @@
               <w:bottom w:val="single" w:sz="4" w:space="0" w:color="000000"/>
               <w:right w:val="single" w:sz="4" w:space="0" w:color="auto"/>
             </w:tcBorders>
-            <w:shd w:val="clear" w:color="auto" w:fill="auto"/>
             <w:vAlign w:val="center"/>
             <w:hideMark/>
           </w:tcPr>
@@ -1690,7 +1680,6 @@
               <w:bottom w:val="single" w:sz="4" w:space="0" w:color="000000"/>
               <w:right w:val="single" w:sz="4" w:space="0" w:color="auto"/>
             </w:tcBorders>
-            <w:shd w:val="clear" w:color="auto" w:fill="auto"/>
             <w:vAlign w:val="center"/>
             <w:hideMark/>
           </w:tcPr>
@@ -1734,7 +1723,6 @@
               <w:bottom w:val="single" w:sz="4" w:space="0" w:color="000000"/>
               <w:right w:val="single" w:sz="4" w:space="0" w:color="auto"/>
             </w:tcBorders>
-            <w:shd w:val="clear" w:color="auto" w:fill="auto"/>
             <w:vAlign w:val="center"/>
             <w:hideMark/>
           </w:tcPr>
@@ -1770,7 +1758,7 @@
         </w:tc>
         <w:tc>
           <w:tcPr>
-            <w:tcW w:w="1427" w:type="dxa"/>
+            <w:tcW w:w="1343" w:type="dxa"/>
             <w:vMerge w:val="restart"/>
             <w:tcBorders>
               <w:top w:val="single" w:sz="4" w:space="0" w:color="auto"/>
@@ -1778,7 +1766,6 @@
               <w:bottom w:val="single" w:sz="4" w:space="0" w:color="000000"/>
               <w:right w:val="single" w:sz="4" w:space="0" w:color="auto"/>
             </w:tcBorders>
-            <w:shd w:val="clear" w:color="auto" w:fill="auto"/>
             <w:vAlign w:val="center"/>
             <w:hideMark/>
           </w:tcPr>
@@ -1814,7 +1801,7 @@
         </w:tc>
         <w:tc>
           <w:tcPr>
-            <w:tcW w:w="1333" w:type="dxa"/>
+            <w:tcW w:w="1417" w:type="dxa"/>
             <w:vMerge w:val="restart"/>
             <w:tcBorders>
               <w:top w:val="single" w:sz="4" w:space="0" w:color="auto"/>
@@ -1822,7 +1809,6 @@
               <w:bottom w:val="single" w:sz="4" w:space="0" w:color="000000"/>
               <w:right w:val="single" w:sz="4" w:space="0" w:color="auto"/>
             </w:tcBorders>
-            <w:shd w:val="clear" w:color="auto" w:fill="auto"/>
             <w:vAlign w:val="center"/>
             <w:hideMark/>
           </w:tcPr>
@@ -1866,7 +1852,6 @@
               <w:bottom w:val="single" w:sz="4" w:space="0" w:color="000000"/>
               <w:right w:val="single" w:sz="4" w:space="0" w:color="auto"/>
             </w:tcBorders>
-            <w:shd w:val="clear" w:color="auto" w:fill="auto"/>
             <w:vAlign w:val="center"/>
             <w:hideMark/>
           </w:tcPr>
@@ -1910,7 +1895,6 @@
               <w:bottom w:val="single" w:sz="4" w:space="0" w:color="auto"/>
               <w:right w:val="single" w:sz="4" w:space="0" w:color="000000"/>
             </w:tcBorders>
-            <w:shd w:val="clear" w:color="auto" w:fill="auto"/>
             <w:vAlign w:val="center"/>
             <w:hideMark/>
           </w:tcPr>
@@ -1955,7 +1939,6 @@
               <w:bottom w:val="single" w:sz="4" w:space="0" w:color="000000"/>
               <w:right w:val="single" w:sz="4" w:space="0" w:color="auto"/>
             </w:tcBorders>
-            <w:shd w:val="clear" w:color="auto" w:fill="auto"/>
             <w:vAlign w:val="center"/>
             <w:hideMark/>
           </w:tcPr>
@@ -2086,7 +2069,7 @@
         </w:tc>
         <w:tc>
           <w:tcPr>
-            <w:tcW w:w="1427" w:type="dxa"/>
+            <w:tcW w:w="1343" w:type="dxa"/>
             <w:vMerge/>
             <w:tcBorders>
               <w:top w:val="single" w:sz="4" w:space="0" w:color="auto"/>
@@ -2116,7 +2099,7 @@
         </w:tc>
         <w:tc>
           <w:tcPr>
-            <w:tcW w:w="1333" w:type="dxa"/>
+            <w:tcW w:w="1417" w:type="dxa"/>
             <w:vMerge/>
             <w:tcBorders>
               <w:top w:val="single" w:sz="4" w:space="0" w:color="auto"/>
@@ -2183,7 +2166,6 @@
               <w:bottom w:val="single" w:sz="4" w:space="0" w:color="auto"/>
               <w:right w:val="single" w:sz="4" w:space="0" w:color="auto"/>
             </w:tcBorders>
-            <w:shd w:val="clear" w:color="auto" w:fill="auto"/>
             <w:vAlign w:val="center"/>
             <w:hideMark/>
           </w:tcPr>
@@ -2226,7 +2208,6 @@
               <w:bottom w:val="single" w:sz="4" w:space="0" w:color="auto"/>
               <w:right w:val="single" w:sz="4" w:space="0" w:color="auto"/>
             </w:tcBorders>
-            <w:shd w:val="clear" w:color="auto" w:fill="auto"/>
             <w:vAlign w:val="center"/>
             <w:hideMark/>
           </w:tcPr>
@@ -2305,7 +2286,6 @@
               <w:bottom w:val="single" w:sz="4" w:space="0" w:color="auto"/>
               <w:right w:val="single" w:sz="4" w:space="0" w:color="auto"/>
             </w:tcBorders>
-            <w:shd w:val="clear" w:color="auto" w:fill="auto"/>
             <w:noWrap/>
             <w:vAlign w:val="center"/>
             <w:hideMark/>
@@ -2349,7 +2329,6 @@
               <w:bottom w:val="single" w:sz="4" w:space="0" w:color="auto"/>
               <w:right w:val="single" w:sz="4" w:space="0" w:color="auto"/>
             </w:tcBorders>
-            <w:shd w:val="clear" w:color="auto" w:fill="auto"/>
             <w:noWrap/>
             <w:vAlign w:val="center"/>
             <w:hideMark/>
@@ -2393,7 +2372,6 @@
               <w:bottom w:val="single" w:sz="4" w:space="0" w:color="auto"/>
               <w:right w:val="single" w:sz="4" w:space="0" w:color="auto"/>
             </w:tcBorders>
-            <w:shd w:val="clear" w:color="auto" w:fill="auto"/>
             <w:noWrap/>
             <w:vAlign w:val="center"/>
             <w:hideMark/>
@@ -2430,14 +2408,13 @@
         </w:tc>
         <w:tc>
           <w:tcPr>
-            <w:tcW w:w="1427" w:type="dxa"/>
-            <w:tcBorders>
-              <w:top w:val="nil"/>
-              <w:left w:val="nil"/>
-              <w:bottom w:val="single" w:sz="4" w:space="0" w:color="auto"/>
-              <w:right w:val="single" w:sz="4" w:space="0" w:color="auto"/>
-            </w:tcBorders>
-            <w:shd w:val="clear" w:color="auto" w:fill="auto"/>
+            <w:tcW w:w="1343" w:type="dxa"/>
+            <w:tcBorders>
+              <w:top w:val="nil"/>
+              <w:left w:val="nil"/>
+              <w:bottom w:val="single" w:sz="4" w:space="0" w:color="auto"/>
+              <w:right w:val="single" w:sz="4" w:space="0" w:color="auto"/>
+            </w:tcBorders>
             <w:noWrap/>
             <w:vAlign w:val="center"/>
             <w:hideMark/>
@@ -2474,14 +2451,13 @@
         </w:tc>
         <w:tc>
           <w:tcPr>
-            <w:tcW w:w="1333" w:type="dxa"/>
-            <w:tcBorders>
-              <w:top w:val="nil"/>
-              <w:left w:val="nil"/>
-              <w:bottom w:val="single" w:sz="4" w:space="0" w:color="auto"/>
-              <w:right w:val="single" w:sz="4" w:space="0" w:color="auto"/>
-            </w:tcBorders>
-            <w:shd w:val="clear" w:color="auto" w:fill="auto"/>
+            <w:tcW w:w="1417" w:type="dxa"/>
+            <w:tcBorders>
+              <w:top w:val="nil"/>
+              <w:left w:val="nil"/>
+              <w:bottom w:val="single" w:sz="4" w:space="0" w:color="auto"/>
+              <w:right w:val="single" w:sz="4" w:space="0" w:color="auto"/>
+            </w:tcBorders>
             <w:noWrap/>
             <w:vAlign w:val="center"/>
             <w:hideMark/>
@@ -2525,7 +2501,6 @@
               <w:bottom w:val="single" w:sz="4" w:space="0" w:color="auto"/>
               <w:right w:val="single" w:sz="4" w:space="0" w:color="auto"/>
             </w:tcBorders>
-            <w:shd w:val="clear" w:color="auto" w:fill="auto"/>
             <w:noWrap/>
             <w:vAlign w:val="center"/>
             <w:hideMark/>
@@ -2569,7 +2544,6 @@
               <w:bottom w:val="single" w:sz="4" w:space="0" w:color="auto"/>
               <w:right w:val="single" w:sz="4" w:space="0" w:color="auto"/>
             </w:tcBorders>
-            <w:shd w:val="clear" w:color="auto" w:fill="auto"/>
             <w:noWrap/>
             <w:vAlign w:val="center"/>
             <w:hideMark/>
@@ -2613,7 +2587,6 @@
               <w:bottom w:val="single" w:sz="4" w:space="0" w:color="auto"/>
               <w:right w:val="single" w:sz="4" w:space="0" w:color="auto"/>
             </w:tcBorders>
-            <w:shd w:val="clear" w:color="auto" w:fill="auto"/>
             <w:noWrap/>
             <w:vAlign w:val="center"/>
             <w:hideMark/>
@@ -2658,7 +2631,6 @@
               <w:bottom w:val="single" w:sz="4" w:space="0" w:color="auto"/>
               <w:right w:val="single" w:sz="4" w:space="0" w:color="auto"/>
             </w:tcBorders>
-            <w:shd w:val="clear" w:color="auto" w:fill="auto"/>
             <w:noWrap/>
             <w:vAlign w:val="center"/>
             <w:hideMark/>
@@ -2707,7 +2679,6 @@
               <w:bottom w:val="single" w:sz="4" w:space="0" w:color="auto"/>
               <w:right w:val="single" w:sz="4" w:space="0" w:color="auto"/>
             </w:tcBorders>
-            <w:shd w:val="clear" w:color="auto" w:fill="auto"/>
             <w:noWrap/>
             <w:vAlign w:val="center"/>
             <w:hideMark/>
@@ -2751,7 +2722,6 @@
               <w:bottom w:val="single" w:sz="4" w:space="0" w:color="auto"/>
               <w:right w:val="single" w:sz="4" w:space="0" w:color="auto"/>
             </w:tcBorders>
-            <w:shd w:val="clear" w:color="auto" w:fill="auto"/>
             <w:vAlign w:val="center"/>
             <w:hideMark/>
           </w:tcPr>
@@ -2794,7 +2764,6 @@
               <w:bottom w:val="single" w:sz="4" w:space="0" w:color="auto"/>
               <w:right w:val="single" w:sz="4" w:space="0" w:color="auto"/>
             </w:tcBorders>
-            <w:shd w:val="clear" w:color="auto" w:fill="auto"/>
             <w:vAlign w:val="center"/>
             <w:hideMark/>
           </w:tcPr>
@@ -2830,14 +2799,13 @@
         </w:tc>
         <w:tc>
           <w:tcPr>
-            <w:tcW w:w="1427" w:type="dxa"/>
-            <w:tcBorders>
-              <w:top w:val="nil"/>
-              <w:left w:val="nil"/>
-              <w:bottom w:val="single" w:sz="4" w:space="0" w:color="auto"/>
-              <w:right w:val="single" w:sz="4" w:space="0" w:color="auto"/>
-            </w:tcBorders>
-            <w:shd w:val="clear" w:color="auto" w:fill="auto"/>
+            <w:tcW w:w="1343" w:type="dxa"/>
+            <w:tcBorders>
+              <w:top w:val="nil"/>
+              <w:left w:val="nil"/>
+              <w:bottom w:val="single" w:sz="4" w:space="0" w:color="auto"/>
+              <w:right w:val="single" w:sz="4" w:space="0" w:color="auto"/>
+            </w:tcBorders>
             <w:vAlign w:val="center"/>
             <w:hideMark/>
           </w:tcPr>
@@ -2871,14 +2839,13 @@
         </w:tc>
         <w:tc>
           <w:tcPr>
-            <w:tcW w:w="1333" w:type="dxa"/>
-            <w:tcBorders>
-              <w:top w:val="nil"/>
-              <w:left w:val="nil"/>
-              <w:bottom w:val="single" w:sz="4" w:space="0" w:color="auto"/>
-              <w:right w:val="single" w:sz="4" w:space="0" w:color="auto"/>
-            </w:tcBorders>
-            <w:shd w:val="clear" w:color="auto" w:fill="auto"/>
+            <w:tcW w:w="1417" w:type="dxa"/>
+            <w:tcBorders>
+              <w:top w:val="nil"/>
+              <w:left w:val="nil"/>
+              <w:bottom w:val="single" w:sz="4" w:space="0" w:color="auto"/>
+              <w:right w:val="single" w:sz="4" w:space="0" w:color="auto"/>
+            </w:tcBorders>
             <w:vAlign w:val="center"/>
             <w:hideMark/>
           </w:tcPr>
@@ -2921,7 +2888,6 @@
               <w:bottom w:val="single" w:sz="4" w:space="0" w:color="auto"/>
               <w:right w:val="single" w:sz="4" w:space="0" w:color="auto"/>
             </w:tcBorders>
-            <w:shd w:val="clear" w:color="auto" w:fill="auto"/>
             <w:vAlign w:val="center"/>
             <w:hideMark/>
           </w:tcPr>
@@ -3025,7 +2991,6 @@
               <w:bottom w:val="single" w:sz="4" w:space="0" w:color="auto"/>
               <w:right w:val="single" w:sz="4" w:space="0" w:color="auto"/>
             </w:tcBorders>
-            <w:shd w:val="clear" w:color="auto" w:fill="auto"/>
             <w:vAlign w:val="center"/>
             <w:hideMark/>
           </w:tcPr>
@@ -3066,7 +3031,6 @@
               <w:bottom w:val="single" w:sz="4" w:space="0" w:color="auto"/>
               <w:right w:val="single" w:sz="4" w:space="0" w:color="auto"/>
             </w:tcBorders>
-            <w:shd w:val="clear" w:color="auto" w:fill="auto"/>
             <w:vAlign w:val="center"/>
             <w:hideMark/>
           </w:tcPr>
@@ -3108,7 +3072,6 @@
               <w:bottom w:val="single" w:sz="4" w:space="0" w:color="auto"/>
               <w:right w:val="single" w:sz="4" w:space="0" w:color="auto"/>
             </w:tcBorders>
-            <w:shd w:val="clear" w:color="auto" w:fill="auto"/>
             <w:vAlign w:val="center"/>
             <w:hideMark/>
           </w:tcPr>
@@ -3156,7 +3119,6 @@
               <w:bottom w:val="single" w:sz="4" w:space="0" w:color="auto"/>
               <w:right w:val="single" w:sz="4" w:space="0" w:color="auto"/>
             </w:tcBorders>
-            <w:shd w:val="clear" w:color="auto" w:fill="auto"/>
             <w:noWrap/>
             <w:vAlign w:val="center"/>
             <w:hideMark/>
@@ -3200,7 +3162,6 @@
               <w:bottom w:val="single" w:sz="4" w:space="0" w:color="auto"/>
               <w:right w:val="single" w:sz="4" w:space="0" w:color="auto"/>
             </w:tcBorders>
-            <w:shd w:val="clear" w:color="auto" w:fill="auto"/>
             <w:vAlign w:val="center"/>
             <w:hideMark/>
           </w:tcPr>
@@ -3253,7 +3214,6 @@
               <w:bottom w:val="single" w:sz="4" w:space="0" w:color="auto"/>
               <w:right w:val="single" w:sz="4" w:space="0" w:color="auto"/>
             </w:tcBorders>
-            <w:shd w:val="clear" w:color="auto" w:fill="auto"/>
             <w:vAlign w:val="center"/>
             <w:hideMark/>
           </w:tcPr>
@@ -3287,14 +3247,13 @@
         </w:tc>
         <w:tc>
           <w:tcPr>
-            <w:tcW w:w="1427" w:type="dxa"/>
-            <w:tcBorders>
-              <w:top w:val="nil"/>
-              <w:left w:val="nil"/>
-              <w:bottom w:val="single" w:sz="4" w:space="0" w:color="auto"/>
-              <w:right w:val="single" w:sz="4" w:space="0" w:color="auto"/>
-            </w:tcBorders>
-            <w:shd w:val="clear" w:color="auto" w:fill="auto"/>
+            <w:tcW w:w="1343" w:type="dxa"/>
+            <w:tcBorders>
+              <w:top w:val="nil"/>
+              <w:left w:val="nil"/>
+              <w:bottom w:val="single" w:sz="4" w:space="0" w:color="auto"/>
+              <w:right w:val="single" w:sz="4" w:space="0" w:color="auto"/>
+            </w:tcBorders>
             <w:noWrap/>
             <w:vAlign w:val="center"/>
             <w:hideMark/>
@@ -3331,14 +3290,13 @@
         </w:tc>
         <w:tc>
           <w:tcPr>
-            <w:tcW w:w="1333" w:type="dxa"/>
-            <w:tcBorders>
-              <w:top w:val="nil"/>
-              <w:left w:val="nil"/>
-              <w:bottom w:val="single" w:sz="4" w:space="0" w:color="auto"/>
-              <w:right w:val="single" w:sz="4" w:space="0" w:color="auto"/>
-            </w:tcBorders>
-            <w:shd w:val="clear" w:color="auto" w:fill="auto"/>
+            <w:tcW w:w="1417" w:type="dxa"/>
+            <w:tcBorders>
+              <w:top w:val="nil"/>
+              <w:left w:val="nil"/>
+              <w:bottom w:val="single" w:sz="4" w:space="0" w:color="auto"/>
+              <w:right w:val="single" w:sz="4" w:space="0" w:color="auto"/>
+            </w:tcBorders>
             <w:vAlign w:val="center"/>
             <w:hideMark/>
           </w:tcPr>
@@ -3379,7 +3337,6 @@
               <w:bottom w:val="single" w:sz="4" w:space="0" w:color="auto"/>
               <w:right w:val="single" w:sz="4" w:space="0" w:color="auto"/>
             </w:tcBorders>
-            <w:shd w:val="clear" w:color="auto" w:fill="auto"/>
             <w:vAlign w:val="center"/>
             <w:hideMark/>
           </w:tcPr>
@@ -3448,7 +3405,6 @@
               <w:bottom w:val="single" w:sz="4" w:space="0" w:color="auto"/>
               <w:right w:val="single" w:sz="4" w:space="0" w:color="auto"/>
             </w:tcBorders>
-            <w:shd w:val="clear" w:color="auto" w:fill="auto"/>
             <w:vAlign w:val="center"/>
             <w:hideMark/>
           </w:tcPr>
@@ -3489,7 +3445,6 @@
               <w:bottom w:val="single" w:sz="4" w:space="0" w:color="auto"/>
               <w:right w:val="single" w:sz="4" w:space="0" w:color="auto"/>
             </w:tcBorders>
-            <w:shd w:val="clear" w:color="auto" w:fill="auto"/>
             <w:vAlign w:val="center"/>
             <w:hideMark/>
           </w:tcPr>
@@ -3531,7 +3486,6 @@
               <w:bottom w:val="single" w:sz="4" w:space="0" w:color="auto"/>
               <w:right w:val="single" w:sz="4" w:space="0" w:color="auto"/>
             </w:tcBorders>
-            <w:shd w:val="clear" w:color="auto" w:fill="auto"/>
             <w:vAlign w:val="center"/>
             <w:hideMark/>
           </w:tcPr>
@@ -3638,7 +3592,6 @@
         <w:rPr>
           <w:spacing w:val="-6"/>
         </w:rPr>
-        <w:lastRenderedPageBreak/>
         <w:tab/>
       </w:r>
       <w:r>
@@ -3653,6 +3606,7 @@
         <w:jc w:val="both"/>
       </w:pPr>
       <w:r>
+        <w:lastRenderedPageBreak/>
         <w:tab/>
       </w:r>
       <w:r>
@@ -3800,7 +3754,6 @@
               <w:bottom w:val="nil"/>
               <w:right w:val="nil"/>
             </w:tcBorders>
-            <w:shd w:val="clear" w:color="auto" w:fill="auto"/>
             <w:noWrap/>
             <w:vAlign w:val="center"/>
             <w:hideMark/>
@@ -3828,7 +3781,6 @@
               <w:bottom w:val="nil"/>
               <w:right w:val="nil"/>
             </w:tcBorders>
-            <w:shd w:val="clear" w:color="auto" w:fill="auto"/>
             <w:noWrap/>
             <w:vAlign w:val="center"/>
             <w:hideMark/>
@@ -3872,7 +3824,6 @@
               <w:bottom w:val="nil"/>
               <w:right w:val="nil"/>
             </w:tcBorders>
-            <w:shd w:val="clear" w:color="auto" w:fill="auto"/>
             <w:noWrap/>
             <w:vAlign w:val="center"/>
             <w:hideMark/>
@@ -3903,7 +3854,6 @@
               <w:bottom w:val="nil"/>
               <w:right w:val="nil"/>
             </w:tcBorders>
-            <w:shd w:val="clear" w:color="auto" w:fill="auto"/>
             <w:noWrap/>
             <w:vAlign w:val="center"/>
             <w:hideMark/>
@@ -3932,7 +3882,6 @@
               <w:bottom w:val="nil"/>
               <w:right w:val="nil"/>
             </w:tcBorders>
-            <w:shd w:val="clear" w:color="auto" w:fill="auto"/>
             <w:noWrap/>
             <w:vAlign w:val="center"/>
             <w:hideMark/>
@@ -3960,7 +3909,6 @@
               <w:bottom w:val="nil"/>
               <w:right w:val="nil"/>
             </w:tcBorders>
-            <w:shd w:val="clear" w:color="auto" w:fill="auto"/>
             <w:noWrap/>
             <w:vAlign w:val="center"/>
             <w:hideMark/>
@@ -3989,7 +3937,6 @@
               <w:bottom w:val="nil"/>
               <w:right w:val="nil"/>
             </w:tcBorders>
-            <w:shd w:val="clear" w:color="auto" w:fill="auto"/>
             <w:noWrap/>
             <w:vAlign w:val="center"/>
             <w:hideMark/>
@@ -4018,7 +3965,6 @@
               <w:bottom w:val="nil"/>
               <w:right w:val="nil"/>
             </w:tcBorders>
-            <w:shd w:val="clear" w:color="auto" w:fill="auto"/>
             <w:noWrap/>
             <w:vAlign w:val="center"/>
             <w:hideMark/>
@@ -4066,7 +4012,6 @@
               <w:bottom w:val="nil"/>
               <w:right w:val="nil"/>
             </w:tcBorders>
-            <w:shd w:val="clear" w:color="auto" w:fill="auto"/>
             <w:vAlign w:val="center"/>
             <w:hideMark/>
           </w:tcPr>
@@ -4114,7 +4059,6 @@
               <w:bottom w:val="nil"/>
               <w:right w:val="nil"/>
             </w:tcBorders>
-            <w:shd w:val="clear" w:color="auto" w:fill="auto"/>
             <w:noWrap/>
             <w:vAlign w:val="center"/>
             <w:hideMark/>
@@ -4145,7 +4089,6 @@
               <w:bottom w:val="nil"/>
               <w:right w:val="nil"/>
             </w:tcBorders>
-            <w:shd w:val="clear" w:color="auto" w:fill="auto"/>
             <w:noWrap/>
             <w:vAlign w:val="center"/>
             <w:hideMark/>
@@ -4173,7 +4116,6 @@
               <w:bottom w:val="nil"/>
               <w:right w:val="nil"/>
             </w:tcBorders>
-            <w:shd w:val="clear" w:color="auto" w:fill="auto"/>
             <w:noWrap/>
             <w:vAlign w:val="center"/>
             <w:hideMark/>
@@ -4201,7 +4143,6 @@
               <w:bottom w:val="nil"/>
               <w:right w:val="nil"/>
             </w:tcBorders>
-            <w:shd w:val="clear" w:color="auto" w:fill="auto"/>
             <w:noWrap/>
             <w:vAlign w:val="center"/>
             <w:hideMark/>
@@ -4230,7 +4171,6 @@
               <w:bottom w:val="nil"/>
               <w:right w:val="nil"/>
             </w:tcBorders>
-            <w:shd w:val="clear" w:color="auto" w:fill="auto"/>
             <w:noWrap/>
             <w:vAlign w:val="center"/>
             <w:hideMark/>
@@ -4258,7 +4198,6 @@
               <w:bottom w:val="nil"/>
               <w:right w:val="nil"/>
             </w:tcBorders>
-            <w:shd w:val="clear" w:color="auto" w:fill="auto"/>
             <w:noWrap/>
             <w:vAlign w:val="center"/>
             <w:hideMark/>
@@ -4287,7 +4226,6 @@
               <w:bottom w:val="nil"/>
               <w:right w:val="nil"/>
             </w:tcBorders>
-            <w:shd w:val="clear" w:color="auto" w:fill="auto"/>
             <w:noWrap/>
             <w:vAlign w:val="center"/>
             <w:hideMark/>
@@ -4315,7 +4253,6 @@
               <w:bottom w:val="nil"/>
               <w:right w:val="nil"/>
             </w:tcBorders>
-            <w:shd w:val="clear" w:color="auto" w:fill="auto"/>
             <w:noWrap/>
             <w:vAlign w:val="center"/>
             <w:hideMark/>
@@ -4344,7 +4281,6 @@
               <w:bottom w:val="nil"/>
               <w:right w:val="nil"/>
             </w:tcBorders>
-            <w:shd w:val="clear" w:color="auto" w:fill="auto"/>
             <w:noWrap/>
             <w:vAlign w:val="center"/>
             <w:hideMark/>
@@ -4380,7 +4316,6 @@
               <w:bottom w:val="single" w:sz="4" w:space="0" w:color="auto"/>
               <w:right w:val="single" w:sz="4" w:space="0" w:color="auto"/>
             </w:tcBorders>
-            <w:shd w:val="clear" w:color="auto" w:fill="auto"/>
             <w:noWrap/>
             <w:vAlign w:val="center"/>
             <w:hideMark/>
@@ -4423,7 +4358,6 @@
               <w:bottom w:val="single" w:sz="4" w:space="0" w:color="auto"/>
               <w:right w:val="single" w:sz="4" w:space="0" w:color="auto"/>
             </w:tcBorders>
-            <w:shd w:val="clear" w:color="auto" w:fill="auto"/>
             <w:noWrap/>
             <w:vAlign w:val="center"/>
             <w:hideMark/>
@@ -4466,7 +4400,6 @@
               <w:bottom w:val="single" w:sz="4" w:space="0" w:color="auto"/>
               <w:right w:val="single" w:sz="4" w:space="0" w:color="auto"/>
             </w:tcBorders>
-            <w:shd w:val="clear" w:color="auto" w:fill="auto"/>
             <w:vAlign w:val="center"/>
             <w:hideMark/>
           </w:tcPr>
@@ -4508,7 +4441,6 @@
               <w:bottom w:val="single" w:sz="4" w:space="0" w:color="auto"/>
               <w:right w:val="single" w:sz="4" w:space="0" w:color="auto"/>
             </w:tcBorders>
-            <w:shd w:val="clear" w:color="auto" w:fill="auto"/>
             <w:vAlign w:val="center"/>
             <w:hideMark/>
           </w:tcPr>
@@ -4557,7 +4489,6 @@
               <w:bottom w:val="single" w:sz="4" w:space="0" w:color="auto"/>
               <w:right w:val="single" w:sz="4" w:space="0" w:color="auto"/>
             </w:tcBorders>
-            <w:shd w:val="clear" w:color="auto" w:fill="auto"/>
             <w:noWrap/>
             <w:vAlign w:val="center"/>
             <w:hideMark/>
@@ -4602,7 +4533,6 @@
               <w:bottom w:val="single" w:sz="4" w:space="0" w:color="auto"/>
               <w:right w:val="single" w:sz="4" w:space="0" w:color="auto"/>
             </w:tcBorders>
-            <w:shd w:val="clear" w:color="auto" w:fill="auto"/>
             <w:noWrap/>
             <w:vAlign w:val="center"/>
             <w:hideMark/>
@@ -4647,7 +4577,6 @@
               <w:bottom w:val="single" w:sz="4" w:space="0" w:color="auto"/>
               <w:right w:val="single" w:sz="4" w:space="0" w:color="auto"/>
             </w:tcBorders>
-            <w:shd w:val="clear" w:color="auto" w:fill="auto"/>
             <w:noWrap/>
             <w:vAlign w:val="center"/>
             <w:hideMark/>
@@ -4692,7 +4621,6 @@
               <w:bottom w:val="single" w:sz="4" w:space="0" w:color="auto"/>
               <w:right w:val="single" w:sz="4" w:space="0" w:color="auto"/>
             </w:tcBorders>
-            <w:shd w:val="clear" w:color="auto" w:fill="auto"/>
             <w:noWrap/>
             <w:vAlign w:val="center"/>
             <w:hideMark/>
@@ -4743,7 +4671,6 @@
               <w:left w:val="single" w:sz="4" w:space="0" w:color="auto"/>
               <w:right w:val="single" w:sz="4" w:space="0" w:color="auto"/>
             </w:tcBorders>
-            <w:shd w:val="clear" w:color="auto" w:fill="auto"/>
             <w:noWrap/>
             <w:vAlign w:val="center"/>
             <w:hideMark/>
@@ -4812,7 +4739,6 @@
               <w:left w:val="single" w:sz="4" w:space="0" w:color="auto"/>
               <w:right w:val="single" w:sz="4" w:space="0" w:color="auto"/>
             </w:tcBorders>
-            <w:shd w:val="clear" w:color="auto" w:fill="auto"/>
             <w:noWrap/>
             <w:vAlign w:val="center"/>
             <w:hideMark/>
@@ -4883,7 +4809,6 @@
               <w:left w:val="single" w:sz="4" w:space="0" w:color="auto"/>
               <w:right w:val="single" w:sz="4" w:space="0" w:color="auto"/>
             </w:tcBorders>
-            <w:shd w:val="clear" w:color="auto" w:fill="auto"/>
             <w:noWrap/>
             <w:vAlign w:val="center"/>
             <w:hideMark/>
@@ -4952,7 +4877,6 @@
               <w:left w:val="single" w:sz="4" w:space="0" w:color="auto"/>
               <w:right w:val="single" w:sz="4" w:space="0" w:color="auto"/>
             </w:tcBorders>
-            <w:shd w:val="clear" w:color="auto" w:fill="auto"/>
             <w:noWrap/>
             <w:vAlign w:val="center"/>
             <w:hideMark/>
@@ -5029,7 +4953,6 @@
               <w:bottom w:val="single" w:sz="4" w:space="0" w:color="auto"/>
               <w:right w:val="single" w:sz="4" w:space="0" w:color="auto"/>
             </w:tcBorders>
-            <w:shd w:val="clear" w:color="auto" w:fill="auto"/>
             <w:noWrap/>
             <w:vAlign w:val="center"/>
             <w:hideMark/>
@@ -5072,7 +4995,6 @@
               <w:bottom w:val="single" w:sz="4" w:space="0" w:color="auto"/>
               <w:right w:val="single" w:sz="4" w:space="0" w:color="auto"/>
             </w:tcBorders>
-            <w:shd w:val="clear" w:color="auto" w:fill="auto"/>
             <w:noWrap/>
             <w:vAlign w:val="center"/>
             <w:hideMark/>
@@ -5115,7 +5037,6 @@
               <w:bottom w:val="single" w:sz="4" w:space="0" w:color="auto"/>
               <w:right w:val="single" w:sz="4" w:space="0" w:color="auto"/>
             </w:tcBorders>
-            <w:shd w:val="clear" w:color="auto" w:fill="auto"/>
             <w:hideMark/>
           </w:tcPr>
           <w:p>
@@ -5210,7 +5131,6 @@
               <w:bottom w:val="single" w:sz="4" w:space="0" w:color="auto"/>
               <w:right w:val="single" w:sz="4" w:space="0" w:color="auto"/>
             </w:tcBorders>
-            <w:shd w:val="clear" w:color="auto" w:fill="auto"/>
             <w:hideMark/>
           </w:tcPr>
           <w:p>
@@ -5315,7 +5235,6 @@
           <w:i/>
           <w:iCs/>
         </w:rPr>
-        <w:lastRenderedPageBreak/>
         <w:t>BM01)</w:t>
       </w:r>
     </w:p>
@@ -5374,7 +5293,6 @@
               <w:bottom w:val="single" w:sz="4" w:space="0" w:color="000000"/>
               <w:right w:val="single" w:sz="4" w:space="0" w:color="auto"/>
             </w:tcBorders>
-            <w:shd w:val="clear" w:color="auto" w:fill="auto"/>
             <w:vAlign w:val="center"/>
             <w:hideMark/>
           </w:tcPr>
@@ -5418,7 +5336,6 @@
               <w:bottom w:val="single" w:sz="4" w:space="0" w:color="000000"/>
               <w:right w:val="single" w:sz="4" w:space="0" w:color="auto"/>
             </w:tcBorders>
-            <w:shd w:val="clear" w:color="auto" w:fill="auto"/>
             <w:vAlign w:val="center"/>
             <w:hideMark/>
           </w:tcPr>
@@ -5462,7 +5379,6 @@
               <w:bottom w:val="single" w:sz="4" w:space="0" w:color="000000"/>
               <w:right w:val="single" w:sz="4" w:space="0" w:color="auto"/>
             </w:tcBorders>
-            <w:shd w:val="clear" w:color="auto" w:fill="auto"/>
             <w:vAlign w:val="center"/>
             <w:hideMark/>
           </w:tcPr>
@@ -5506,7 +5422,6 @@
               <w:bottom w:val="single" w:sz="4" w:space="0" w:color="000000"/>
               <w:right w:val="single" w:sz="4" w:space="0" w:color="auto"/>
             </w:tcBorders>
-            <w:shd w:val="clear" w:color="auto" w:fill="auto"/>
             <w:vAlign w:val="center"/>
             <w:hideMark/>
           </w:tcPr>
@@ -5550,7 +5465,6 @@
               <w:bottom w:val="single" w:sz="4" w:space="0" w:color="000000"/>
               <w:right w:val="single" w:sz="4" w:space="0" w:color="auto"/>
             </w:tcBorders>
-            <w:shd w:val="clear" w:color="auto" w:fill="auto"/>
             <w:vAlign w:val="center"/>
             <w:hideMark/>
           </w:tcPr>
@@ -5594,7 +5508,6 @@
               <w:bottom w:val="single" w:sz="4" w:space="0" w:color="000000"/>
               <w:right w:val="single" w:sz="4" w:space="0" w:color="auto"/>
             </w:tcBorders>
-            <w:shd w:val="clear" w:color="auto" w:fill="auto"/>
             <w:vAlign w:val="center"/>
             <w:hideMark/>
           </w:tcPr>
@@ -5638,7 +5551,6 @@
               <w:bottom w:val="single" w:sz="4" w:space="0" w:color="auto"/>
               <w:right w:val="single" w:sz="4" w:space="0" w:color="000000"/>
             </w:tcBorders>
-            <w:shd w:val="clear" w:color="auto" w:fill="auto"/>
             <w:vAlign w:val="center"/>
             <w:hideMark/>
           </w:tcPr>
@@ -5682,7 +5594,6 @@
               <w:bottom w:val="single" w:sz="4" w:space="0" w:color="000000"/>
               <w:right w:val="single" w:sz="4" w:space="0" w:color="auto"/>
             </w:tcBorders>
-            <w:shd w:val="clear" w:color="auto" w:fill="auto"/>
             <w:vAlign w:val="center"/>
             <w:hideMark/>
           </w:tcPr>
@@ -5904,7 +5815,6 @@
               <w:bottom w:val="single" w:sz="4" w:space="0" w:color="auto"/>
               <w:right w:val="single" w:sz="4" w:space="0" w:color="auto"/>
             </w:tcBorders>
-            <w:shd w:val="clear" w:color="auto" w:fill="auto"/>
             <w:vAlign w:val="center"/>
             <w:hideMark/>
           </w:tcPr>
@@ -5947,7 +5857,6 @@
               <w:bottom w:val="single" w:sz="4" w:space="0" w:color="auto"/>
               <w:right w:val="single" w:sz="4" w:space="0" w:color="auto"/>
             </w:tcBorders>
-            <w:shd w:val="clear" w:color="auto" w:fill="auto"/>
             <w:vAlign w:val="center"/>
             <w:hideMark/>
           </w:tcPr>
@@ -6024,7 +5933,6 @@
               <w:bottom w:val="single" w:sz="4" w:space="0" w:color="auto"/>
               <w:right w:val="single" w:sz="4" w:space="0" w:color="auto"/>
             </w:tcBorders>
-            <w:shd w:val="clear" w:color="auto" w:fill="auto"/>
             <w:noWrap/>
             <w:vAlign w:val="center"/>
             <w:hideMark/>
@@ -6066,7 +5974,6 @@
               <w:bottom w:val="single" w:sz="4" w:space="0" w:color="auto"/>
               <w:right w:val="single" w:sz="4" w:space="0" w:color="auto"/>
             </w:tcBorders>
-            <w:shd w:val="clear" w:color="auto" w:fill="auto"/>
             <w:noWrap/>
             <w:vAlign w:val="center"/>
             <w:hideMark/>
@@ -6108,7 +6015,6 @@
               <w:bottom w:val="single" w:sz="4" w:space="0" w:color="auto"/>
               <w:right w:val="single" w:sz="4" w:space="0" w:color="auto"/>
             </w:tcBorders>
-            <w:shd w:val="clear" w:color="auto" w:fill="auto"/>
             <w:noWrap/>
             <w:vAlign w:val="center"/>
             <w:hideMark/>
@@ -6150,7 +6056,6 @@
               <w:bottom w:val="single" w:sz="4" w:space="0" w:color="auto"/>
               <w:right w:val="single" w:sz="4" w:space="0" w:color="auto"/>
             </w:tcBorders>
-            <w:shd w:val="clear" w:color="auto" w:fill="auto"/>
             <w:noWrap/>
             <w:vAlign w:val="center"/>
             <w:hideMark/>
@@ -6192,7 +6097,6 @@
               <w:bottom w:val="single" w:sz="4" w:space="0" w:color="auto"/>
               <w:right w:val="single" w:sz="4" w:space="0" w:color="auto"/>
             </w:tcBorders>
-            <w:shd w:val="clear" w:color="auto" w:fill="auto"/>
             <w:noWrap/>
             <w:vAlign w:val="center"/>
             <w:hideMark/>
@@ -6234,7 +6138,6 @@
               <w:bottom w:val="single" w:sz="4" w:space="0" w:color="auto"/>
               <w:right w:val="single" w:sz="4" w:space="0" w:color="auto"/>
             </w:tcBorders>
-            <w:shd w:val="clear" w:color="auto" w:fill="auto"/>
             <w:noWrap/>
             <w:vAlign w:val="center"/>
             <w:hideMark/>
@@ -6276,7 +6179,6 @@
               <w:bottom w:val="single" w:sz="4" w:space="0" w:color="auto"/>
               <w:right w:val="single" w:sz="4" w:space="0" w:color="auto"/>
             </w:tcBorders>
-            <w:shd w:val="clear" w:color="auto" w:fill="auto"/>
             <w:noWrap/>
             <w:vAlign w:val="center"/>
             <w:hideMark/>
@@ -6318,7 +6220,6 @@
               <w:bottom w:val="single" w:sz="4" w:space="0" w:color="auto"/>
               <w:right w:val="single" w:sz="4" w:space="0" w:color="auto"/>
             </w:tcBorders>
-            <w:shd w:val="clear" w:color="auto" w:fill="auto"/>
             <w:noWrap/>
             <w:vAlign w:val="center"/>
             <w:hideMark/>
@@ -6360,7 +6261,6 @@
               <w:bottom w:val="single" w:sz="4" w:space="0" w:color="auto"/>
               <w:right w:val="single" w:sz="4" w:space="0" w:color="auto"/>
             </w:tcBorders>
-            <w:shd w:val="clear" w:color="auto" w:fill="auto"/>
             <w:noWrap/>
             <w:vAlign w:val="center"/>
             <w:hideMark/>
@@ -6407,7 +6307,6 @@
               <w:bottom w:val="single" w:sz="4" w:space="0" w:color="auto"/>
               <w:right w:val="single" w:sz="4" w:space="0" w:color="auto"/>
             </w:tcBorders>
-            <w:shd w:val="clear" w:color="auto" w:fill="auto"/>
             <w:noWrap/>
             <w:vAlign w:val="center"/>
             <w:hideMark/>
@@ -6447,7 +6346,6 @@
               <w:bottom w:val="single" w:sz="4" w:space="0" w:color="auto"/>
               <w:right w:val="single" w:sz="4" w:space="0" w:color="auto"/>
             </w:tcBorders>
-            <w:shd w:val="clear" w:color="auto" w:fill="auto"/>
             <w:vAlign w:val="center"/>
             <w:hideMark/>
           </w:tcPr>
@@ -6486,7 +6384,6 @@
               <w:bottom w:val="single" w:sz="4" w:space="0" w:color="auto"/>
               <w:right w:val="single" w:sz="4" w:space="0" w:color="auto"/>
             </w:tcBorders>
-            <w:shd w:val="clear" w:color="auto" w:fill="auto"/>
             <w:vAlign w:val="center"/>
             <w:hideMark/>
           </w:tcPr>
@@ -6524,7 +6421,6 @@
               <w:bottom w:val="single" w:sz="4" w:space="0" w:color="auto"/>
               <w:right w:val="single" w:sz="4" w:space="0" w:color="auto"/>
             </w:tcBorders>
-            <w:shd w:val="clear" w:color="auto" w:fill="auto"/>
             <w:vAlign w:val="center"/>
             <w:hideMark/>
           </w:tcPr>
@@ -6561,7 +6457,6 @@
               <w:bottom w:val="single" w:sz="4" w:space="0" w:color="auto"/>
               <w:right w:val="single" w:sz="4" w:space="0" w:color="auto"/>
             </w:tcBorders>
-            <w:shd w:val="clear" w:color="auto" w:fill="auto"/>
             <w:vAlign w:val="center"/>
             <w:hideMark/>
           </w:tcPr>
@@ -6599,7 +6494,6 @@
               <w:bottom w:val="single" w:sz="4" w:space="0" w:color="auto"/>
               <w:right w:val="single" w:sz="4" w:space="0" w:color="auto"/>
             </w:tcBorders>
-            <w:shd w:val="clear" w:color="auto" w:fill="auto"/>
             <w:vAlign w:val="center"/>
             <w:hideMark/>
           </w:tcPr>
@@ -6638,7 +6532,6 @@
               <w:bottom w:val="single" w:sz="4" w:space="0" w:color="auto"/>
               <w:right w:val="single" w:sz="4" w:space="0" w:color="auto"/>
             </w:tcBorders>
-            <w:shd w:val="clear" w:color="auto" w:fill="auto"/>
             <w:vAlign w:val="center"/>
             <w:hideMark/>
           </w:tcPr>
@@ -6675,7 +6568,6 @@
               <w:bottom w:val="single" w:sz="4" w:space="0" w:color="auto"/>
               <w:right w:val="single" w:sz="4" w:space="0" w:color="auto"/>
             </w:tcBorders>
-            <w:shd w:val="clear" w:color="auto" w:fill="auto"/>
             <w:vAlign w:val="center"/>
             <w:hideMark/>
           </w:tcPr>
@@ -6712,7 +6604,6 @@
               <w:bottom w:val="single" w:sz="4" w:space="0" w:color="auto"/>
               <w:right w:val="single" w:sz="4" w:space="0" w:color="auto"/>
             </w:tcBorders>
-            <w:shd w:val="clear" w:color="auto" w:fill="auto"/>
             <w:vAlign w:val="center"/>
             <w:hideMark/>
           </w:tcPr>
@@ -6754,7 +6645,6 @@
               <w:bottom w:val="single" w:sz="4" w:space="0" w:color="auto"/>
               <w:right w:val="single" w:sz="4" w:space="0" w:color="auto"/>
             </w:tcBorders>
-            <w:shd w:val="clear" w:color="auto" w:fill="auto"/>
             <w:noWrap/>
             <w:vAlign w:val="center"/>
             <w:hideMark/>
@@ -6794,7 +6684,6 @@
               <w:bottom w:val="single" w:sz="4" w:space="0" w:color="auto"/>
               <w:right w:val="single" w:sz="4" w:space="0" w:color="auto"/>
             </w:tcBorders>
-            <w:shd w:val="clear" w:color="auto" w:fill="auto"/>
             <w:vAlign w:val="center"/>
             <w:hideMark/>
           </w:tcPr>
@@ -6833,7 +6722,6 @@
               <w:bottom w:val="single" w:sz="4" w:space="0" w:color="auto"/>
               <w:right w:val="single" w:sz="4" w:space="0" w:color="auto"/>
             </w:tcBorders>
-            <w:shd w:val="clear" w:color="auto" w:fill="auto"/>
             <w:vAlign w:val="center"/>
             <w:hideMark/>
           </w:tcPr>
@@ -6871,7 +6759,6 @@
               <w:bottom w:val="single" w:sz="4" w:space="0" w:color="auto"/>
               <w:right w:val="single" w:sz="4" w:space="0" w:color="auto"/>
             </w:tcBorders>
-            <w:shd w:val="clear" w:color="auto" w:fill="auto"/>
             <w:vAlign w:val="center"/>
             <w:hideMark/>
           </w:tcPr>
@@ -6908,7 +6795,6 @@
               <w:bottom w:val="single" w:sz="4" w:space="0" w:color="auto"/>
               <w:right w:val="single" w:sz="4" w:space="0" w:color="auto"/>
             </w:tcBorders>
-            <w:shd w:val="clear" w:color="auto" w:fill="auto"/>
             <w:vAlign w:val="center"/>
             <w:hideMark/>
           </w:tcPr>
@@ -6946,7 +6832,6 @@
               <w:bottom w:val="single" w:sz="4" w:space="0" w:color="auto"/>
               <w:right w:val="single" w:sz="4" w:space="0" w:color="auto"/>
             </w:tcBorders>
-            <w:shd w:val="clear" w:color="auto" w:fill="auto"/>
             <w:vAlign w:val="center"/>
             <w:hideMark/>
           </w:tcPr>
@@ -6985,7 +6870,6 @@
               <w:bottom w:val="single" w:sz="4" w:space="0" w:color="auto"/>
               <w:right w:val="single" w:sz="4" w:space="0" w:color="auto"/>
             </w:tcBorders>
-            <w:shd w:val="clear" w:color="auto" w:fill="auto"/>
             <w:vAlign w:val="center"/>
             <w:hideMark/>
           </w:tcPr>
@@ -7022,7 +6906,6 @@
               <w:bottom w:val="single" w:sz="4" w:space="0" w:color="auto"/>
               <w:right w:val="single" w:sz="4" w:space="0" w:color="auto"/>
             </w:tcBorders>
-            <w:shd w:val="clear" w:color="auto" w:fill="auto"/>
             <w:vAlign w:val="center"/>
             <w:hideMark/>
           </w:tcPr>
@@ -7059,7 +6942,6 @@
               <w:bottom w:val="single" w:sz="4" w:space="0" w:color="auto"/>
               <w:right w:val="single" w:sz="4" w:space="0" w:color="auto"/>
             </w:tcBorders>
-            <w:shd w:val="clear" w:color="auto" w:fill="auto"/>
             <w:vAlign w:val="center"/>
             <w:hideMark/>
           </w:tcPr>
@@ -7101,7 +6983,6 @@
               <w:bottom w:val="single" w:sz="4" w:space="0" w:color="auto"/>
               <w:right w:val="single" w:sz="4" w:space="0" w:color="auto"/>
             </w:tcBorders>
-            <w:shd w:val="clear" w:color="auto" w:fill="auto"/>
             <w:noWrap/>
             <w:vAlign w:val="center"/>
             <w:hideMark/>
@@ -7141,7 +7022,6 @@
               <w:bottom w:val="single" w:sz="4" w:space="0" w:color="auto"/>
               <w:right w:val="single" w:sz="4" w:space="0" w:color="auto"/>
             </w:tcBorders>
-            <w:shd w:val="clear" w:color="auto" w:fill="auto"/>
             <w:vAlign w:val="center"/>
             <w:hideMark/>
           </w:tcPr>
@@ -7180,7 +7060,6 @@
               <w:bottom w:val="single" w:sz="4" w:space="0" w:color="auto"/>
               <w:right w:val="single" w:sz="4" w:space="0" w:color="auto"/>
             </w:tcBorders>
-            <w:shd w:val="clear" w:color="auto" w:fill="auto"/>
             <w:vAlign w:val="center"/>
             <w:hideMark/>
           </w:tcPr>
@@ -7218,7 +7097,6 @@
               <w:bottom w:val="single" w:sz="4" w:space="0" w:color="auto"/>
               <w:right w:val="single" w:sz="4" w:space="0" w:color="auto"/>
             </w:tcBorders>
-            <w:shd w:val="clear" w:color="auto" w:fill="auto"/>
             <w:vAlign w:val="center"/>
             <w:hideMark/>
           </w:tcPr>
@@ -7255,7 +7133,6 @@
               <w:bottom w:val="single" w:sz="4" w:space="0" w:color="auto"/>
               <w:right w:val="single" w:sz="4" w:space="0" w:color="auto"/>
             </w:tcBorders>
-            <w:shd w:val="clear" w:color="auto" w:fill="auto"/>
             <w:vAlign w:val="center"/>
             <w:hideMark/>
           </w:tcPr>
@@ -7293,7 +7170,6 @@
               <w:bottom w:val="single" w:sz="4" w:space="0" w:color="auto"/>
               <w:right w:val="single" w:sz="4" w:space="0" w:color="auto"/>
             </w:tcBorders>
-            <w:shd w:val="clear" w:color="auto" w:fill="auto"/>
             <w:vAlign w:val="center"/>
             <w:hideMark/>
           </w:tcPr>
@@ -7332,7 +7208,6 @@
               <w:bottom w:val="single" w:sz="4" w:space="0" w:color="auto"/>
               <w:right w:val="single" w:sz="4" w:space="0" w:color="auto"/>
             </w:tcBorders>
-            <w:shd w:val="clear" w:color="auto" w:fill="auto"/>
             <w:vAlign w:val="center"/>
             <w:hideMark/>
           </w:tcPr>
@@ -7369,7 +7244,6 @@
               <w:bottom w:val="single" w:sz="4" w:space="0" w:color="auto"/>
               <w:right w:val="single" w:sz="4" w:space="0" w:color="auto"/>
             </w:tcBorders>
-            <w:shd w:val="clear" w:color="auto" w:fill="auto"/>
             <w:vAlign w:val="center"/>
             <w:hideMark/>
           </w:tcPr>
@@ -7406,7 +7280,6 @@
               <w:bottom w:val="single" w:sz="4" w:space="0" w:color="auto"/>
               <w:right w:val="single" w:sz="4" w:space="0" w:color="auto"/>
             </w:tcBorders>
-            <w:shd w:val="clear" w:color="auto" w:fill="auto"/>
             <w:vAlign w:val="center"/>
             <w:hideMark/>
           </w:tcPr>
@@ -7448,7 +7321,6 @@
               <w:bottom w:val="single" w:sz="4" w:space="0" w:color="auto"/>
               <w:right w:val="single" w:sz="4" w:space="0" w:color="auto"/>
             </w:tcBorders>
-            <w:shd w:val="clear" w:color="auto" w:fill="auto"/>
             <w:noWrap/>
             <w:vAlign w:val="center"/>
             <w:hideMark/>
@@ -7488,7 +7360,6 @@
               <w:bottom w:val="single" w:sz="4" w:space="0" w:color="auto"/>
               <w:right w:val="single" w:sz="4" w:space="0" w:color="auto"/>
             </w:tcBorders>
-            <w:shd w:val="clear" w:color="auto" w:fill="auto"/>
             <w:vAlign w:val="center"/>
             <w:hideMark/>
           </w:tcPr>
@@ -7527,7 +7398,6 @@
               <w:bottom w:val="single" w:sz="4" w:space="0" w:color="auto"/>
               <w:right w:val="single" w:sz="4" w:space="0" w:color="auto"/>
             </w:tcBorders>
-            <w:shd w:val="clear" w:color="auto" w:fill="auto"/>
             <w:vAlign w:val="center"/>
             <w:hideMark/>
           </w:tcPr>
@@ -7565,7 +7435,6 @@
               <w:bottom w:val="single" w:sz="4" w:space="0" w:color="auto"/>
               <w:right w:val="single" w:sz="4" w:space="0" w:color="auto"/>
             </w:tcBorders>
-            <w:shd w:val="clear" w:color="auto" w:fill="auto"/>
             <w:vAlign w:val="center"/>
             <w:hideMark/>
           </w:tcPr>
@@ -7602,7 +7471,6 @@
               <w:bottom w:val="single" w:sz="4" w:space="0" w:color="auto"/>
               <w:right w:val="single" w:sz="4" w:space="0" w:color="auto"/>
             </w:tcBorders>
-            <w:shd w:val="clear" w:color="auto" w:fill="auto"/>
             <w:vAlign w:val="center"/>
             <w:hideMark/>
           </w:tcPr>
@@ -7640,7 +7508,6 @@
               <w:bottom w:val="single" w:sz="4" w:space="0" w:color="auto"/>
               <w:right w:val="single" w:sz="4" w:space="0" w:color="auto"/>
             </w:tcBorders>
-            <w:shd w:val="clear" w:color="auto" w:fill="auto"/>
             <w:vAlign w:val="center"/>
             <w:hideMark/>
           </w:tcPr>
@@ -7679,7 +7546,6 @@
               <w:bottom w:val="single" w:sz="4" w:space="0" w:color="auto"/>
               <w:right w:val="single" w:sz="4" w:space="0" w:color="auto"/>
             </w:tcBorders>
-            <w:shd w:val="clear" w:color="auto" w:fill="auto"/>
             <w:vAlign w:val="center"/>
             <w:hideMark/>
           </w:tcPr>
@@ -7716,7 +7582,6 @@
               <w:bottom w:val="single" w:sz="4" w:space="0" w:color="auto"/>
               <w:right w:val="single" w:sz="4" w:space="0" w:color="auto"/>
             </w:tcBorders>
-            <w:shd w:val="clear" w:color="auto" w:fill="auto"/>
             <w:vAlign w:val="center"/>
             <w:hideMark/>
           </w:tcPr>
@@ -7753,7 +7618,6 @@
               <w:bottom w:val="single" w:sz="4" w:space="0" w:color="auto"/>
               <w:right w:val="single" w:sz="4" w:space="0" w:color="auto"/>
             </w:tcBorders>
-            <w:shd w:val="clear" w:color="auto" w:fill="auto"/>
             <w:vAlign w:val="center"/>
             <w:hideMark/>
           </w:tcPr>
@@ -7795,7 +7659,6 @@
               <w:bottom w:val="single" w:sz="4" w:space="0" w:color="auto"/>
               <w:right w:val="single" w:sz="4" w:space="0" w:color="auto"/>
             </w:tcBorders>
-            <w:shd w:val="clear" w:color="auto" w:fill="auto"/>
             <w:noWrap/>
             <w:vAlign w:val="center"/>
             <w:hideMark/>
@@ -7835,7 +7698,6 @@
               <w:bottom w:val="single" w:sz="4" w:space="0" w:color="auto"/>
               <w:right w:val="single" w:sz="4" w:space="0" w:color="auto"/>
             </w:tcBorders>
-            <w:shd w:val="clear" w:color="auto" w:fill="auto"/>
             <w:vAlign w:val="center"/>
             <w:hideMark/>
           </w:tcPr>
@@ -7874,7 +7736,6 @@
               <w:bottom w:val="single" w:sz="4" w:space="0" w:color="auto"/>
               <w:right w:val="single" w:sz="4" w:space="0" w:color="auto"/>
             </w:tcBorders>
-            <w:shd w:val="clear" w:color="auto" w:fill="auto"/>
             <w:vAlign w:val="center"/>
             <w:hideMark/>
           </w:tcPr>
@@ -7912,7 +7773,6 @@
               <w:bottom w:val="single" w:sz="4" w:space="0" w:color="auto"/>
               <w:right w:val="single" w:sz="4" w:space="0" w:color="auto"/>
             </w:tcBorders>
-            <w:shd w:val="clear" w:color="auto" w:fill="auto"/>
             <w:vAlign w:val="center"/>
             <w:hideMark/>
           </w:tcPr>
@@ -7949,7 +7809,6 @@
               <w:bottom w:val="single" w:sz="4" w:space="0" w:color="auto"/>
               <w:right w:val="single" w:sz="4" w:space="0" w:color="auto"/>
             </w:tcBorders>
-            <w:shd w:val="clear" w:color="auto" w:fill="auto"/>
             <w:vAlign w:val="center"/>
             <w:hideMark/>
           </w:tcPr>
@@ -7987,7 +7846,6 @@
               <w:bottom w:val="single" w:sz="4" w:space="0" w:color="auto"/>
               <w:right w:val="single" w:sz="4" w:space="0" w:color="auto"/>
             </w:tcBorders>
-            <w:shd w:val="clear" w:color="auto" w:fill="auto"/>
             <w:vAlign w:val="center"/>
             <w:hideMark/>
           </w:tcPr>
@@ -8026,7 +7884,6 @@
               <w:bottom w:val="single" w:sz="4" w:space="0" w:color="auto"/>
               <w:right w:val="single" w:sz="4" w:space="0" w:color="auto"/>
             </w:tcBorders>
-            <w:shd w:val="clear" w:color="auto" w:fill="auto"/>
             <w:vAlign w:val="center"/>
             <w:hideMark/>
           </w:tcPr>
@@ -8063,7 +7920,6 @@
               <w:bottom w:val="single" w:sz="4" w:space="0" w:color="auto"/>
               <w:right w:val="single" w:sz="4" w:space="0" w:color="auto"/>
             </w:tcBorders>
-            <w:shd w:val="clear" w:color="auto" w:fill="auto"/>
             <w:vAlign w:val="center"/>
             <w:hideMark/>
           </w:tcPr>
@@ -8100,7 +7956,6 @@
               <w:bottom w:val="single" w:sz="4" w:space="0" w:color="auto"/>
               <w:right w:val="single" w:sz="4" w:space="0" w:color="auto"/>
             </w:tcBorders>
-            <w:shd w:val="clear" w:color="auto" w:fill="auto"/>
             <w:vAlign w:val="center"/>
             <w:hideMark/>
           </w:tcPr>
@@ -8142,7 +7997,6 @@
               <w:bottom w:val="single" w:sz="4" w:space="0" w:color="auto"/>
               <w:right w:val="single" w:sz="4" w:space="0" w:color="auto"/>
             </w:tcBorders>
-            <w:shd w:val="clear" w:color="auto" w:fill="auto"/>
             <w:noWrap/>
             <w:vAlign w:val="center"/>
             <w:hideMark/>
@@ -8182,7 +8036,6 @@
               <w:bottom w:val="single" w:sz="4" w:space="0" w:color="auto"/>
               <w:right w:val="single" w:sz="4" w:space="0" w:color="auto"/>
             </w:tcBorders>
-            <w:shd w:val="clear" w:color="auto" w:fill="auto"/>
             <w:vAlign w:val="center"/>
             <w:hideMark/>
           </w:tcPr>
@@ -8221,7 +8074,6 @@
               <w:bottom w:val="single" w:sz="4" w:space="0" w:color="auto"/>
               <w:right w:val="single" w:sz="4" w:space="0" w:color="auto"/>
             </w:tcBorders>
-            <w:shd w:val="clear" w:color="auto" w:fill="auto"/>
             <w:vAlign w:val="center"/>
             <w:hideMark/>
           </w:tcPr>
@@ -8259,7 +8111,6 @@
               <w:bottom w:val="single" w:sz="4" w:space="0" w:color="auto"/>
               <w:right w:val="single" w:sz="4" w:space="0" w:color="auto"/>
             </w:tcBorders>
-            <w:shd w:val="clear" w:color="auto" w:fill="auto"/>
             <w:vAlign w:val="center"/>
             <w:hideMark/>
           </w:tcPr>
@@ -8296,7 +8147,6 @@
               <w:bottom w:val="single" w:sz="4" w:space="0" w:color="auto"/>
               <w:right w:val="single" w:sz="4" w:space="0" w:color="auto"/>
             </w:tcBorders>
-            <w:shd w:val="clear" w:color="auto" w:fill="auto"/>
             <w:vAlign w:val="center"/>
             <w:hideMark/>
           </w:tcPr>
@@ -8334,7 +8184,6 @@
               <w:bottom w:val="single" w:sz="4" w:space="0" w:color="auto"/>
               <w:right w:val="single" w:sz="4" w:space="0" w:color="auto"/>
             </w:tcBorders>
-            <w:shd w:val="clear" w:color="auto" w:fill="auto"/>
             <w:vAlign w:val="center"/>
             <w:hideMark/>
           </w:tcPr>
@@ -8373,7 +8222,6 @@
               <w:bottom w:val="single" w:sz="4" w:space="0" w:color="auto"/>
               <w:right w:val="single" w:sz="4" w:space="0" w:color="auto"/>
             </w:tcBorders>
-            <w:shd w:val="clear" w:color="auto" w:fill="auto"/>
             <w:vAlign w:val="center"/>
             <w:hideMark/>
           </w:tcPr>
@@ -8410,7 +8258,6 @@
               <w:bottom w:val="single" w:sz="4" w:space="0" w:color="auto"/>
               <w:right w:val="single" w:sz="4" w:space="0" w:color="auto"/>
             </w:tcBorders>
-            <w:shd w:val="clear" w:color="auto" w:fill="auto"/>
             <w:vAlign w:val="center"/>
             <w:hideMark/>
           </w:tcPr>
@@ -8447,7 +8294,6 @@
               <w:bottom w:val="single" w:sz="4" w:space="0" w:color="auto"/>
               <w:right w:val="single" w:sz="4" w:space="0" w:color="auto"/>
             </w:tcBorders>
-            <w:shd w:val="clear" w:color="auto" w:fill="auto"/>
             <w:vAlign w:val="center"/>
             <w:hideMark/>
           </w:tcPr>
@@ -8489,7 +8335,6 @@
               <w:bottom w:val="single" w:sz="4" w:space="0" w:color="auto"/>
               <w:right w:val="single" w:sz="4" w:space="0" w:color="auto"/>
             </w:tcBorders>
-            <w:shd w:val="clear" w:color="auto" w:fill="auto"/>
             <w:noWrap/>
             <w:vAlign w:val="center"/>
             <w:hideMark/>
@@ -8529,7 +8374,6 @@
               <w:bottom w:val="single" w:sz="4" w:space="0" w:color="auto"/>
               <w:right w:val="single" w:sz="4" w:space="0" w:color="auto"/>
             </w:tcBorders>
-            <w:shd w:val="clear" w:color="auto" w:fill="auto"/>
             <w:vAlign w:val="center"/>
             <w:hideMark/>
           </w:tcPr>
@@ -8568,7 +8412,6 @@
               <w:bottom w:val="single" w:sz="4" w:space="0" w:color="auto"/>
               <w:right w:val="single" w:sz="4" w:space="0" w:color="auto"/>
             </w:tcBorders>
-            <w:shd w:val="clear" w:color="auto" w:fill="auto"/>
             <w:vAlign w:val="center"/>
             <w:hideMark/>
           </w:tcPr>
@@ -8606,7 +8449,6 @@
               <w:bottom w:val="single" w:sz="4" w:space="0" w:color="auto"/>
               <w:right w:val="single" w:sz="4" w:space="0" w:color="auto"/>
             </w:tcBorders>
-            <w:shd w:val="clear" w:color="auto" w:fill="auto"/>
             <w:vAlign w:val="center"/>
             <w:hideMark/>
           </w:tcPr>
@@ -8643,7 +8485,6 @@
               <w:bottom w:val="single" w:sz="4" w:space="0" w:color="auto"/>
               <w:right w:val="single" w:sz="4" w:space="0" w:color="auto"/>
             </w:tcBorders>
-            <w:shd w:val="clear" w:color="auto" w:fill="auto"/>
             <w:vAlign w:val="center"/>
             <w:hideMark/>
           </w:tcPr>
@@ -8681,7 +8522,6 @@
               <w:bottom w:val="single" w:sz="4" w:space="0" w:color="auto"/>
               <w:right w:val="single" w:sz="4" w:space="0" w:color="auto"/>
             </w:tcBorders>
-            <w:shd w:val="clear" w:color="auto" w:fill="auto"/>
             <w:vAlign w:val="center"/>
             <w:hideMark/>
           </w:tcPr>
@@ -8720,7 +8560,6 @@
               <w:bottom w:val="single" w:sz="4" w:space="0" w:color="auto"/>
               <w:right w:val="single" w:sz="4" w:space="0" w:color="auto"/>
             </w:tcBorders>
-            <w:shd w:val="clear" w:color="auto" w:fill="auto"/>
             <w:vAlign w:val="center"/>
             <w:hideMark/>
           </w:tcPr>
@@ -8757,7 +8596,6 @@
               <w:bottom w:val="single" w:sz="4" w:space="0" w:color="auto"/>
               <w:right w:val="single" w:sz="4" w:space="0" w:color="auto"/>
             </w:tcBorders>
-            <w:shd w:val="clear" w:color="auto" w:fill="auto"/>
             <w:vAlign w:val="center"/>
             <w:hideMark/>
           </w:tcPr>
@@ -8794,7 +8632,6 @@
               <w:bottom w:val="single" w:sz="4" w:space="0" w:color="auto"/>
               <w:right w:val="single" w:sz="4" w:space="0" w:color="auto"/>
             </w:tcBorders>
-            <w:shd w:val="clear" w:color="auto" w:fill="auto"/>
             <w:vAlign w:val="center"/>
             <w:hideMark/>
           </w:tcPr>
@@ -8836,7 +8673,6 @@
               <w:bottom w:val="single" w:sz="4" w:space="0" w:color="auto"/>
               <w:right w:val="single" w:sz="4" w:space="0" w:color="auto"/>
             </w:tcBorders>
-            <w:shd w:val="clear" w:color="auto" w:fill="auto"/>
             <w:noWrap/>
             <w:vAlign w:val="center"/>
             <w:hideMark/>
@@ -8876,7 +8712,6 @@
               <w:bottom w:val="single" w:sz="4" w:space="0" w:color="auto"/>
               <w:right w:val="single" w:sz="4" w:space="0" w:color="auto"/>
             </w:tcBorders>
-            <w:shd w:val="clear" w:color="auto" w:fill="auto"/>
             <w:vAlign w:val="center"/>
             <w:hideMark/>
           </w:tcPr>
@@ -8915,7 +8750,6 @@
               <w:bottom w:val="single" w:sz="4" w:space="0" w:color="auto"/>
               <w:right w:val="single" w:sz="4" w:space="0" w:color="auto"/>
             </w:tcBorders>
-            <w:shd w:val="clear" w:color="auto" w:fill="auto"/>
             <w:vAlign w:val="center"/>
             <w:hideMark/>
           </w:tcPr>
@@ -8953,7 +8787,6 @@
               <w:bottom w:val="single" w:sz="4" w:space="0" w:color="auto"/>
               <w:right w:val="single" w:sz="4" w:space="0" w:color="auto"/>
             </w:tcBorders>
-            <w:shd w:val="clear" w:color="auto" w:fill="auto"/>
             <w:vAlign w:val="center"/>
             <w:hideMark/>
           </w:tcPr>
@@ -8990,7 +8823,6 @@
               <w:bottom w:val="single" w:sz="4" w:space="0" w:color="auto"/>
               <w:right w:val="single" w:sz="4" w:space="0" w:color="auto"/>
             </w:tcBorders>
-            <w:shd w:val="clear" w:color="auto" w:fill="auto"/>
             <w:vAlign w:val="center"/>
             <w:hideMark/>
           </w:tcPr>
@@ -9028,7 +8860,6 @@
               <w:bottom w:val="single" w:sz="4" w:space="0" w:color="auto"/>
               <w:right w:val="single" w:sz="4" w:space="0" w:color="auto"/>
             </w:tcBorders>
-            <w:shd w:val="clear" w:color="auto" w:fill="auto"/>
             <w:vAlign w:val="center"/>
             <w:hideMark/>
           </w:tcPr>
@@ -9067,7 +8898,6 @@
               <w:bottom w:val="single" w:sz="4" w:space="0" w:color="auto"/>
               <w:right w:val="single" w:sz="4" w:space="0" w:color="auto"/>
             </w:tcBorders>
-            <w:shd w:val="clear" w:color="auto" w:fill="auto"/>
             <w:vAlign w:val="center"/>
             <w:hideMark/>
           </w:tcPr>
@@ -9104,7 +8934,6 @@
               <w:bottom w:val="single" w:sz="4" w:space="0" w:color="auto"/>
               <w:right w:val="single" w:sz="4" w:space="0" w:color="auto"/>
             </w:tcBorders>
-            <w:shd w:val="clear" w:color="auto" w:fill="auto"/>
             <w:vAlign w:val="center"/>
             <w:hideMark/>
           </w:tcPr>
@@ -9141,7 +8970,6 @@
               <w:bottom w:val="single" w:sz="4" w:space="0" w:color="auto"/>
               <w:right w:val="single" w:sz="4" w:space="0" w:color="auto"/>
             </w:tcBorders>
-            <w:shd w:val="clear" w:color="auto" w:fill="auto"/>
             <w:vAlign w:val="center"/>
             <w:hideMark/>
           </w:tcPr>
@@ -9183,7 +9011,6 @@
               <w:bottom w:val="single" w:sz="4" w:space="0" w:color="auto"/>
               <w:right w:val="single" w:sz="4" w:space="0" w:color="auto"/>
             </w:tcBorders>
-            <w:shd w:val="clear" w:color="auto" w:fill="auto"/>
             <w:noWrap/>
             <w:vAlign w:val="center"/>
             <w:hideMark/>
@@ -9223,7 +9050,6 @@
               <w:bottom w:val="single" w:sz="4" w:space="0" w:color="auto"/>
               <w:right w:val="single" w:sz="4" w:space="0" w:color="auto"/>
             </w:tcBorders>
-            <w:shd w:val="clear" w:color="auto" w:fill="auto"/>
             <w:vAlign w:val="center"/>
             <w:hideMark/>
           </w:tcPr>
@@ -9262,7 +9088,6 @@
               <w:bottom w:val="single" w:sz="4" w:space="0" w:color="auto"/>
               <w:right w:val="single" w:sz="4" w:space="0" w:color="auto"/>
             </w:tcBorders>
-            <w:shd w:val="clear" w:color="auto" w:fill="auto"/>
             <w:vAlign w:val="center"/>
             <w:hideMark/>
           </w:tcPr>
@@ -9300,7 +9125,6 @@
               <w:bottom w:val="single" w:sz="4" w:space="0" w:color="auto"/>
               <w:right w:val="single" w:sz="4" w:space="0" w:color="auto"/>
             </w:tcBorders>
-            <w:shd w:val="clear" w:color="auto" w:fill="auto"/>
             <w:vAlign w:val="center"/>
             <w:hideMark/>
           </w:tcPr>
@@ -9337,7 +9161,6 @@
               <w:bottom w:val="single" w:sz="4" w:space="0" w:color="auto"/>
               <w:right w:val="single" w:sz="4" w:space="0" w:color="auto"/>
             </w:tcBorders>
-            <w:shd w:val="clear" w:color="auto" w:fill="auto"/>
             <w:vAlign w:val="center"/>
             <w:hideMark/>
           </w:tcPr>
@@ -9375,7 +9198,6 @@
               <w:bottom w:val="single" w:sz="4" w:space="0" w:color="auto"/>
               <w:right w:val="single" w:sz="4" w:space="0" w:color="auto"/>
             </w:tcBorders>
-            <w:shd w:val="clear" w:color="auto" w:fill="auto"/>
             <w:vAlign w:val="center"/>
             <w:hideMark/>
           </w:tcPr>
@@ -9414,7 +9236,6 @@
               <w:bottom w:val="single" w:sz="4" w:space="0" w:color="auto"/>
               <w:right w:val="single" w:sz="4" w:space="0" w:color="auto"/>
             </w:tcBorders>
-            <w:shd w:val="clear" w:color="auto" w:fill="auto"/>
             <w:vAlign w:val="center"/>
             <w:hideMark/>
           </w:tcPr>
@@ -9451,7 +9272,6 @@
               <w:bottom w:val="single" w:sz="4" w:space="0" w:color="auto"/>
               <w:right w:val="single" w:sz="4" w:space="0" w:color="auto"/>
             </w:tcBorders>
-            <w:shd w:val="clear" w:color="auto" w:fill="auto"/>
             <w:vAlign w:val="center"/>
             <w:hideMark/>
           </w:tcPr>
@@ -9488,7 +9308,6 @@
               <w:bottom w:val="single" w:sz="4" w:space="0" w:color="auto"/>
               <w:right w:val="single" w:sz="4" w:space="0" w:color="auto"/>
             </w:tcBorders>
-            <w:shd w:val="clear" w:color="auto" w:fill="auto"/>
             <w:vAlign w:val="center"/>
             <w:hideMark/>
           </w:tcPr>
@@ -9530,7 +9349,6 @@
               <w:bottom w:val="single" w:sz="4" w:space="0" w:color="auto"/>
               <w:right w:val="single" w:sz="4" w:space="0" w:color="auto"/>
             </w:tcBorders>
-            <w:shd w:val="clear" w:color="auto" w:fill="auto"/>
             <w:noWrap/>
             <w:vAlign w:val="center"/>
             <w:hideMark/>
@@ -9570,7 +9388,6 @@
               <w:bottom w:val="single" w:sz="4" w:space="0" w:color="auto"/>
               <w:right w:val="single" w:sz="4" w:space="0" w:color="auto"/>
             </w:tcBorders>
-            <w:shd w:val="clear" w:color="auto" w:fill="auto"/>
             <w:vAlign w:val="center"/>
             <w:hideMark/>
           </w:tcPr>
@@ -9609,7 +9426,6 @@
               <w:bottom w:val="single" w:sz="4" w:space="0" w:color="auto"/>
               <w:right w:val="single" w:sz="4" w:space="0" w:color="auto"/>
             </w:tcBorders>
-            <w:shd w:val="clear" w:color="auto" w:fill="auto"/>
             <w:vAlign w:val="center"/>
             <w:hideMark/>
           </w:tcPr>
@@ -9647,7 +9463,6 @@
               <w:bottom w:val="single" w:sz="4" w:space="0" w:color="auto"/>
               <w:right w:val="single" w:sz="4" w:space="0" w:color="auto"/>
             </w:tcBorders>
-            <w:shd w:val="clear" w:color="auto" w:fill="auto"/>
             <w:vAlign w:val="center"/>
             <w:hideMark/>
           </w:tcPr>
@@ -9684,7 +9499,6 @@
               <w:bottom w:val="single" w:sz="4" w:space="0" w:color="auto"/>
               <w:right w:val="single" w:sz="4" w:space="0" w:color="auto"/>
             </w:tcBorders>
-            <w:shd w:val="clear" w:color="auto" w:fill="auto"/>
             <w:vAlign w:val="center"/>
             <w:hideMark/>
           </w:tcPr>
@@ -9722,7 +9536,6 @@
               <w:bottom w:val="single" w:sz="4" w:space="0" w:color="auto"/>
               <w:right w:val="single" w:sz="4" w:space="0" w:color="auto"/>
             </w:tcBorders>
-            <w:shd w:val="clear" w:color="auto" w:fill="auto"/>
             <w:vAlign w:val="center"/>
             <w:hideMark/>
           </w:tcPr>
@@ -9761,7 +9574,6 @@
               <w:bottom w:val="single" w:sz="4" w:space="0" w:color="auto"/>
               <w:right w:val="single" w:sz="4" w:space="0" w:color="auto"/>
             </w:tcBorders>
-            <w:shd w:val="clear" w:color="auto" w:fill="auto"/>
             <w:vAlign w:val="center"/>
             <w:hideMark/>
           </w:tcPr>
@@ -9798,7 +9610,6 @@
               <w:bottom w:val="single" w:sz="4" w:space="0" w:color="auto"/>
               <w:right w:val="single" w:sz="4" w:space="0" w:color="auto"/>
             </w:tcBorders>
-            <w:shd w:val="clear" w:color="auto" w:fill="auto"/>
             <w:vAlign w:val="center"/>
             <w:hideMark/>
           </w:tcPr>
@@ -9835,7 +9646,6 @@
               <w:bottom w:val="single" w:sz="4" w:space="0" w:color="auto"/>
               <w:right w:val="single" w:sz="4" w:space="0" w:color="auto"/>
             </w:tcBorders>
-            <w:shd w:val="clear" w:color="auto" w:fill="auto"/>
             <w:vAlign w:val="center"/>
             <w:hideMark/>
           </w:tcPr>
@@ -9877,7 +9687,6 @@
               <w:bottom w:val="single" w:sz="4" w:space="0" w:color="auto"/>
               <w:right w:val="single" w:sz="4" w:space="0" w:color="auto"/>
             </w:tcBorders>
-            <w:shd w:val="clear" w:color="auto" w:fill="auto"/>
             <w:noWrap/>
             <w:vAlign w:val="center"/>
             <w:hideMark/>
@@ -9917,7 +9726,6 @@
               <w:bottom w:val="single" w:sz="4" w:space="0" w:color="auto"/>
               <w:right w:val="single" w:sz="4" w:space="0" w:color="auto"/>
             </w:tcBorders>
-            <w:shd w:val="clear" w:color="auto" w:fill="auto"/>
             <w:vAlign w:val="center"/>
             <w:hideMark/>
           </w:tcPr>
@@ -9956,7 +9764,6 @@
               <w:bottom w:val="single" w:sz="4" w:space="0" w:color="auto"/>
               <w:right w:val="single" w:sz="4" w:space="0" w:color="auto"/>
             </w:tcBorders>
-            <w:shd w:val="clear" w:color="auto" w:fill="auto"/>
             <w:vAlign w:val="center"/>
             <w:hideMark/>
           </w:tcPr>
@@ -9994,7 +9801,6 @@
               <w:bottom w:val="single" w:sz="4" w:space="0" w:color="auto"/>
               <w:right w:val="single" w:sz="4" w:space="0" w:color="auto"/>
             </w:tcBorders>
-            <w:shd w:val="clear" w:color="auto" w:fill="auto"/>
             <w:vAlign w:val="center"/>
             <w:hideMark/>
           </w:tcPr>
@@ -10031,7 +9837,6 @@
               <w:bottom w:val="single" w:sz="4" w:space="0" w:color="auto"/>
               <w:right w:val="single" w:sz="4" w:space="0" w:color="auto"/>
             </w:tcBorders>
-            <w:shd w:val="clear" w:color="auto" w:fill="auto"/>
             <w:vAlign w:val="center"/>
             <w:hideMark/>
           </w:tcPr>
@@ -10069,7 +9874,6 @@
               <w:bottom w:val="single" w:sz="4" w:space="0" w:color="auto"/>
               <w:right w:val="single" w:sz="4" w:space="0" w:color="auto"/>
             </w:tcBorders>
-            <w:shd w:val="clear" w:color="auto" w:fill="auto"/>
             <w:vAlign w:val="center"/>
             <w:hideMark/>
           </w:tcPr>
@@ -10108,7 +9912,6 @@
               <w:bottom w:val="single" w:sz="4" w:space="0" w:color="auto"/>
               <w:right w:val="single" w:sz="4" w:space="0" w:color="auto"/>
             </w:tcBorders>
-            <w:shd w:val="clear" w:color="auto" w:fill="auto"/>
             <w:vAlign w:val="center"/>
             <w:hideMark/>
           </w:tcPr>
@@ -10145,7 +9948,6 @@
               <w:bottom w:val="single" w:sz="4" w:space="0" w:color="auto"/>
               <w:right w:val="single" w:sz="4" w:space="0" w:color="auto"/>
             </w:tcBorders>
-            <w:shd w:val="clear" w:color="auto" w:fill="auto"/>
             <w:vAlign w:val="center"/>
             <w:hideMark/>
           </w:tcPr>
@@ -10182,7 +9984,6 @@
               <w:bottom w:val="single" w:sz="4" w:space="0" w:color="auto"/>
               <w:right w:val="single" w:sz="4" w:space="0" w:color="auto"/>
             </w:tcBorders>
-            <w:shd w:val="clear" w:color="auto" w:fill="auto"/>
             <w:vAlign w:val="center"/>
             <w:hideMark/>
           </w:tcPr>
@@ -10224,7 +10025,6 @@
               <w:bottom w:val="single" w:sz="4" w:space="0" w:color="auto"/>
               <w:right w:val="single" w:sz="4" w:space="0" w:color="auto"/>
             </w:tcBorders>
-            <w:shd w:val="clear" w:color="auto" w:fill="auto"/>
             <w:noWrap/>
             <w:vAlign w:val="center"/>
             <w:hideMark/>
@@ -10264,7 +10064,6 @@
               <w:bottom w:val="single" w:sz="4" w:space="0" w:color="auto"/>
               <w:right w:val="single" w:sz="4" w:space="0" w:color="auto"/>
             </w:tcBorders>
-            <w:shd w:val="clear" w:color="auto" w:fill="auto"/>
             <w:vAlign w:val="center"/>
             <w:hideMark/>
           </w:tcPr>
@@ -10303,7 +10102,6 @@
               <w:bottom w:val="single" w:sz="4" w:space="0" w:color="auto"/>
               <w:right w:val="single" w:sz="4" w:space="0" w:color="auto"/>
             </w:tcBorders>
-            <w:shd w:val="clear" w:color="auto" w:fill="auto"/>
             <w:vAlign w:val="center"/>
             <w:hideMark/>
           </w:tcPr>
@@ -10341,7 +10139,6 @@
               <w:bottom w:val="single" w:sz="4" w:space="0" w:color="auto"/>
               <w:right w:val="single" w:sz="4" w:space="0" w:color="auto"/>
             </w:tcBorders>
-            <w:shd w:val="clear" w:color="auto" w:fill="auto"/>
             <w:vAlign w:val="center"/>
             <w:hideMark/>
           </w:tcPr>
@@ -10378,7 +10175,6 @@
               <w:bottom w:val="single" w:sz="4" w:space="0" w:color="auto"/>
               <w:right w:val="single" w:sz="4" w:space="0" w:color="auto"/>
             </w:tcBorders>
-            <w:shd w:val="clear" w:color="auto" w:fill="auto"/>
             <w:vAlign w:val="center"/>
             <w:hideMark/>
           </w:tcPr>
@@ -10416,7 +10212,6 @@
               <w:bottom w:val="single" w:sz="4" w:space="0" w:color="auto"/>
               <w:right w:val="single" w:sz="4" w:space="0" w:color="auto"/>
             </w:tcBorders>
-            <w:shd w:val="clear" w:color="auto" w:fill="auto"/>
             <w:vAlign w:val="center"/>
             <w:hideMark/>
           </w:tcPr>
@@ -10455,7 +10250,6 @@
               <w:bottom w:val="single" w:sz="4" w:space="0" w:color="auto"/>
               <w:right w:val="single" w:sz="4" w:space="0" w:color="auto"/>
             </w:tcBorders>
-            <w:shd w:val="clear" w:color="auto" w:fill="auto"/>
             <w:vAlign w:val="center"/>
             <w:hideMark/>
           </w:tcPr>
@@ -10492,7 +10286,6 @@
               <w:bottom w:val="single" w:sz="4" w:space="0" w:color="auto"/>
               <w:right w:val="single" w:sz="4" w:space="0" w:color="auto"/>
             </w:tcBorders>
-            <w:shd w:val="clear" w:color="auto" w:fill="auto"/>
             <w:vAlign w:val="center"/>
             <w:hideMark/>
           </w:tcPr>
@@ -10529,7 +10322,6 @@
               <w:bottom w:val="single" w:sz="4" w:space="0" w:color="auto"/>
               <w:right w:val="single" w:sz="4" w:space="0" w:color="auto"/>
             </w:tcBorders>
-            <w:shd w:val="clear" w:color="auto" w:fill="auto"/>
             <w:vAlign w:val="center"/>
             <w:hideMark/>
           </w:tcPr>
@@ -10571,7 +10363,6 @@
               <w:bottom w:val="single" w:sz="4" w:space="0" w:color="auto"/>
               <w:right w:val="single" w:sz="4" w:space="0" w:color="auto"/>
             </w:tcBorders>
-            <w:shd w:val="clear" w:color="auto" w:fill="auto"/>
             <w:noWrap/>
             <w:vAlign w:val="center"/>
             <w:hideMark/>
@@ -10611,7 +10402,6 @@
               <w:bottom w:val="single" w:sz="4" w:space="0" w:color="auto"/>
               <w:right w:val="single" w:sz="4" w:space="0" w:color="auto"/>
             </w:tcBorders>
-            <w:shd w:val="clear" w:color="auto" w:fill="auto"/>
             <w:vAlign w:val="center"/>
             <w:hideMark/>
           </w:tcPr>
@@ -10650,7 +10440,6 @@
               <w:bottom w:val="single" w:sz="4" w:space="0" w:color="auto"/>
               <w:right w:val="single" w:sz="4" w:space="0" w:color="auto"/>
             </w:tcBorders>
-            <w:shd w:val="clear" w:color="auto" w:fill="auto"/>
             <w:vAlign w:val="center"/>
             <w:hideMark/>
           </w:tcPr>
@@ -10688,7 +10477,6 @@
               <w:bottom w:val="single" w:sz="4" w:space="0" w:color="auto"/>
               <w:right w:val="single" w:sz="4" w:space="0" w:color="auto"/>
             </w:tcBorders>
-            <w:shd w:val="clear" w:color="auto" w:fill="auto"/>
             <w:vAlign w:val="center"/>
             <w:hideMark/>
           </w:tcPr>
@@ -10725,7 +10513,6 @@
               <w:bottom w:val="single" w:sz="4" w:space="0" w:color="auto"/>
               <w:right w:val="single" w:sz="4" w:space="0" w:color="auto"/>
             </w:tcBorders>
-            <w:shd w:val="clear" w:color="auto" w:fill="auto"/>
             <w:vAlign w:val="center"/>
             <w:hideMark/>
           </w:tcPr>
@@ -10763,7 +10550,6 @@
               <w:bottom w:val="single" w:sz="4" w:space="0" w:color="auto"/>
               <w:right w:val="single" w:sz="4" w:space="0" w:color="auto"/>
             </w:tcBorders>
-            <w:shd w:val="clear" w:color="auto" w:fill="auto"/>
             <w:vAlign w:val="center"/>
             <w:hideMark/>
           </w:tcPr>
@@ -10802,7 +10588,6 @@
               <w:bottom w:val="single" w:sz="4" w:space="0" w:color="auto"/>
               <w:right w:val="single" w:sz="4" w:space="0" w:color="auto"/>
             </w:tcBorders>
-            <w:shd w:val="clear" w:color="auto" w:fill="auto"/>
             <w:vAlign w:val="center"/>
             <w:hideMark/>
           </w:tcPr>
@@ -10839,7 +10624,6 @@
               <w:bottom w:val="single" w:sz="4" w:space="0" w:color="auto"/>
               <w:right w:val="single" w:sz="4" w:space="0" w:color="auto"/>
             </w:tcBorders>
-            <w:shd w:val="clear" w:color="auto" w:fill="auto"/>
             <w:vAlign w:val="center"/>
             <w:hideMark/>
           </w:tcPr>
@@ -10876,7 +10660,6 @@
               <w:bottom w:val="single" w:sz="4" w:space="0" w:color="auto"/>
               <w:right w:val="single" w:sz="4" w:space="0" w:color="auto"/>
             </w:tcBorders>
-            <w:shd w:val="clear" w:color="auto" w:fill="auto"/>
             <w:vAlign w:val="center"/>
             <w:hideMark/>
           </w:tcPr>
@@ -10918,7 +10701,6 @@
               <w:bottom w:val="single" w:sz="4" w:space="0" w:color="auto"/>
               <w:right w:val="single" w:sz="4" w:space="0" w:color="auto"/>
             </w:tcBorders>
-            <w:shd w:val="clear" w:color="auto" w:fill="auto"/>
             <w:noWrap/>
             <w:vAlign w:val="center"/>
             <w:hideMark/>
@@ -10958,7 +10740,6 @@
               <w:bottom w:val="single" w:sz="4" w:space="0" w:color="auto"/>
               <w:right w:val="single" w:sz="4" w:space="0" w:color="auto"/>
             </w:tcBorders>
-            <w:shd w:val="clear" w:color="auto" w:fill="auto"/>
             <w:vAlign w:val="center"/>
             <w:hideMark/>
           </w:tcPr>
@@ -10997,7 +10778,6 @@
               <w:bottom w:val="single" w:sz="4" w:space="0" w:color="auto"/>
               <w:right w:val="single" w:sz="4" w:space="0" w:color="auto"/>
             </w:tcBorders>
-            <w:shd w:val="clear" w:color="auto" w:fill="auto"/>
             <w:vAlign w:val="center"/>
             <w:hideMark/>
           </w:tcPr>
@@ -11035,7 +10815,6 @@
               <w:bottom w:val="single" w:sz="4" w:space="0" w:color="auto"/>
               <w:right w:val="single" w:sz="4" w:space="0" w:color="auto"/>
             </w:tcBorders>
-            <w:shd w:val="clear" w:color="auto" w:fill="auto"/>
             <w:vAlign w:val="center"/>
             <w:hideMark/>
           </w:tcPr>
@@ -11072,7 +10851,6 @@
               <w:bottom w:val="single" w:sz="4" w:space="0" w:color="auto"/>
               <w:right w:val="single" w:sz="4" w:space="0" w:color="auto"/>
             </w:tcBorders>
-            <w:shd w:val="clear" w:color="auto" w:fill="auto"/>
             <w:vAlign w:val="center"/>
             <w:hideMark/>
           </w:tcPr>
@@ -11110,7 +10888,6 @@
               <w:bottom w:val="single" w:sz="4" w:space="0" w:color="auto"/>
               <w:right w:val="single" w:sz="4" w:space="0" w:color="auto"/>
             </w:tcBorders>
-            <w:shd w:val="clear" w:color="auto" w:fill="auto"/>
             <w:vAlign w:val="center"/>
             <w:hideMark/>
           </w:tcPr>
@@ -11149,7 +10926,6 @@
               <w:bottom w:val="single" w:sz="4" w:space="0" w:color="auto"/>
               <w:right w:val="single" w:sz="4" w:space="0" w:color="auto"/>
             </w:tcBorders>
-            <w:shd w:val="clear" w:color="auto" w:fill="auto"/>
             <w:vAlign w:val="center"/>
             <w:hideMark/>
           </w:tcPr>
@@ -11186,7 +10962,6 @@
               <w:bottom w:val="single" w:sz="4" w:space="0" w:color="auto"/>
               <w:right w:val="single" w:sz="4" w:space="0" w:color="auto"/>
             </w:tcBorders>
-            <w:shd w:val="clear" w:color="auto" w:fill="auto"/>
             <w:vAlign w:val="center"/>
             <w:hideMark/>
           </w:tcPr>
@@ -11223,7 +10998,6 @@
               <w:bottom w:val="single" w:sz="4" w:space="0" w:color="auto"/>
               <w:right w:val="single" w:sz="4" w:space="0" w:color="auto"/>
             </w:tcBorders>
-            <w:shd w:val="clear" w:color="auto" w:fill="auto"/>
             <w:vAlign w:val="center"/>
             <w:hideMark/>
           </w:tcPr>
@@ -11282,7 +11056,6 @@
           <w:b/>
           <w:bCs/>
         </w:rPr>
-        <w:lastRenderedPageBreak/>
         <w:t>BIỂU THEO DÕI DIỄN BIẾN TRONG QUÁ TRÌNH THI CÔNG CÔNG TRÌNH CẤP PHÉP</w:t>
       </w:r>
     </w:p>
@@ -11331,7 +11104,6 @@
               <w:bottom w:val="single" w:sz="4" w:space="0" w:color="auto"/>
               <w:right w:val="single" w:sz="4" w:space="0" w:color="000000"/>
             </w:tcBorders>
-            <w:shd w:val="clear" w:color="auto" w:fill="auto"/>
             <w:noWrap/>
             <w:vAlign w:val="center"/>
             <w:hideMark/>
@@ -11372,7 +11144,6 @@
               <w:bottom w:val="single" w:sz="4" w:space="0" w:color="auto"/>
               <w:right w:val="single" w:sz="4" w:space="0" w:color="000000"/>
             </w:tcBorders>
-            <w:shd w:val="clear" w:color="auto" w:fill="auto"/>
             <w:noWrap/>
             <w:vAlign w:val="center"/>
             <w:hideMark/>
@@ -11412,7 +11183,6 @@
               <w:bottom w:val="single" w:sz="4" w:space="0" w:color="auto"/>
               <w:right w:val="single" w:sz="4" w:space="0" w:color="auto"/>
             </w:tcBorders>
-            <w:shd w:val="clear" w:color="auto" w:fill="auto"/>
             <w:vAlign w:val="center"/>
             <w:hideMark/>
           </w:tcPr>
@@ -11451,7 +11221,6 @@
               <w:bottom w:val="single" w:sz="4" w:space="0" w:color="auto"/>
               <w:right w:val="single" w:sz="4" w:space="0" w:color="auto"/>
             </w:tcBorders>
-            <w:shd w:val="clear" w:color="auto" w:fill="auto"/>
             <w:vAlign w:val="center"/>
             <w:hideMark/>
           </w:tcPr>
@@ -11496,7 +11265,6 @@
               <w:bottom w:val="single" w:sz="4" w:space="0" w:color="auto"/>
               <w:right w:val="single" w:sz="4" w:space="0" w:color="000000"/>
             </w:tcBorders>
-            <w:shd w:val="clear" w:color="auto" w:fill="auto"/>
             <w:noWrap/>
             <w:vAlign w:val="center"/>
             <w:hideMark/>
@@ -11539,7 +11307,6 @@
               <w:bottom w:val="single" w:sz="4" w:space="0" w:color="auto"/>
               <w:right w:val="single" w:sz="4" w:space="0" w:color="000000"/>
             </w:tcBorders>
-            <w:shd w:val="clear" w:color="auto" w:fill="auto"/>
             <w:noWrap/>
             <w:vAlign w:val="center"/>
             <w:hideMark/>
@@ -11581,7 +11348,6 @@
               <w:bottom w:val="single" w:sz="4" w:space="0" w:color="auto"/>
               <w:right w:val="single" w:sz="4" w:space="0" w:color="auto"/>
             </w:tcBorders>
-            <w:shd w:val="clear" w:color="auto" w:fill="auto"/>
             <w:noWrap/>
             <w:vAlign w:val="center"/>
             <w:hideMark/>
@@ -11623,7 +11389,6 @@
               <w:bottom w:val="single" w:sz="4" w:space="0" w:color="auto"/>
               <w:right w:val="single" w:sz="4" w:space="0" w:color="auto"/>
             </w:tcBorders>
-            <w:shd w:val="clear" w:color="auto" w:fill="auto"/>
             <w:noWrap/>
             <w:vAlign w:val="center"/>
             <w:hideMark/>
@@ -11671,7 +11436,6 @@
               <w:bottom w:val="single" w:sz="4" w:space="0" w:color="auto"/>
               <w:right w:val="single" w:sz="4" w:space="0" w:color="000000"/>
             </w:tcBorders>
-            <w:shd w:val="clear" w:color="auto" w:fill="auto"/>
             <w:noWrap/>
             <w:vAlign w:val="center"/>
             <w:hideMark/>
@@ -11708,7 +11472,6 @@
               <w:bottom w:val="single" w:sz="4" w:space="0" w:color="auto"/>
               <w:right w:val="single" w:sz="4" w:space="0" w:color="000000"/>
             </w:tcBorders>
-            <w:shd w:val="clear" w:color="auto" w:fill="auto"/>
             <w:noWrap/>
             <w:vAlign w:val="center"/>
             <w:hideMark/>
@@ -11744,7 +11507,6 @@
               <w:bottom w:val="single" w:sz="4" w:space="0" w:color="auto"/>
               <w:right w:val="single" w:sz="4" w:space="0" w:color="auto"/>
             </w:tcBorders>
-            <w:shd w:val="clear" w:color="auto" w:fill="auto"/>
             <w:noWrap/>
             <w:vAlign w:val="center"/>
             <w:hideMark/>
@@ -11780,7 +11542,6 @@
               <w:bottom w:val="single" w:sz="4" w:space="0" w:color="auto"/>
               <w:right w:val="single" w:sz="4" w:space="0" w:color="auto"/>
             </w:tcBorders>
-            <w:shd w:val="clear" w:color="auto" w:fill="auto"/>
             <w:noWrap/>
             <w:vAlign w:val="center"/>
             <w:hideMark/>
@@ -11821,7 +11582,6 @@
               <w:bottom w:val="single" w:sz="4" w:space="0" w:color="auto"/>
               <w:right w:val="nil"/>
             </w:tcBorders>
-            <w:shd w:val="clear" w:color="auto" w:fill="auto"/>
             <w:noWrap/>
             <w:vAlign w:val="center"/>
             <w:hideMark/>
@@ -11857,7 +11617,6 @@
               <w:bottom w:val="single" w:sz="4" w:space="0" w:color="auto"/>
               <w:right w:val="single" w:sz="4" w:space="0" w:color="auto"/>
             </w:tcBorders>
-            <w:shd w:val="clear" w:color="auto" w:fill="auto"/>
             <w:noWrap/>
             <w:vAlign w:val="center"/>
             <w:hideMark/>
@@ -11893,7 +11652,6 @@
               <w:bottom w:val="single" w:sz="4" w:space="0" w:color="auto"/>
               <w:right w:val="nil"/>
             </w:tcBorders>
-            <w:shd w:val="clear" w:color="auto" w:fill="auto"/>
             <w:noWrap/>
             <w:vAlign w:val="center"/>
             <w:hideMark/>
@@ -11929,7 +11687,6 @@
               <w:bottom w:val="single" w:sz="4" w:space="0" w:color="auto"/>
               <w:right w:val="nil"/>
             </w:tcBorders>
-            <w:shd w:val="clear" w:color="auto" w:fill="auto"/>
             <w:noWrap/>
             <w:vAlign w:val="center"/>
             <w:hideMark/>
@@ -11965,7 +11722,6 @@
               <w:bottom w:val="single" w:sz="4" w:space="0" w:color="auto"/>
               <w:right w:val="nil"/>
             </w:tcBorders>
-            <w:shd w:val="clear" w:color="auto" w:fill="auto"/>
             <w:noWrap/>
             <w:vAlign w:val="center"/>
             <w:hideMark/>
@@ -12001,7 +11757,6 @@
               <w:bottom w:val="single" w:sz="4" w:space="0" w:color="auto"/>
               <w:right w:val="single" w:sz="4" w:space="0" w:color="auto"/>
             </w:tcBorders>
-            <w:shd w:val="clear" w:color="auto" w:fill="auto"/>
             <w:noWrap/>
             <w:vAlign w:val="center"/>
             <w:hideMark/>
@@ -12037,7 +11792,6 @@
               <w:bottom w:val="single" w:sz="4" w:space="0" w:color="auto"/>
               <w:right w:val="single" w:sz="4" w:space="0" w:color="auto"/>
             </w:tcBorders>
-            <w:shd w:val="clear" w:color="auto" w:fill="auto"/>
             <w:noWrap/>
             <w:vAlign w:val="center"/>
             <w:hideMark/>
@@ -12073,7 +11827,6 @@
               <w:bottom w:val="single" w:sz="4" w:space="0" w:color="auto"/>
               <w:right w:val="single" w:sz="4" w:space="0" w:color="auto"/>
             </w:tcBorders>
-            <w:shd w:val="clear" w:color="auto" w:fill="auto"/>
             <w:noWrap/>
             <w:vAlign w:val="center"/>
             <w:hideMark/>
@@ -12114,7 +11867,6 @@
               <w:bottom w:val="single" w:sz="4" w:space="0" w:color="auto"/>
               <w:right w:val="nil"/>
             </w:tcBorders>
-            <w:shd w:val="clear" w:color="auto" w:fill="auto"/>
             <w:noWrap/>
             <w:vAlign w:val="center"/>
             <w:hideMark/>
@@ -12150,7 +11902,6 @@
               <w:bottom w:val="single" w:sz="4" w:space="0" w:color="auto"/>
               <w:right w:val="single" w:sz="4" w:space="0" w:color="auto"/>
             </w:tcBorders>
-            <w:shd w:val="clear" w:color="auto" w:fill="auto"/>
             <w:noWrap/>
             <w:vAlign w:val="center"/>
             <w:hideMark/>
@@ -12186,7 +11937,6 @@
               <w:bottom w:val="single" w:sz="4" w:space="0" w:color="auto"/>
               <w:right w:val="nil"/>
             </w:tcBorders>
-            <w:shd w:val="clear" w:color="auto" w:fill="auto"/>
             <w:noWrap/>
             <w:vAlign w:val="center"/>
             <w:hideMark/>
@@ -12222,7 +11972,6 @@
               <w:bottom w:val="single" w:sz="4" w:space="0" w:color="auto"/>
               <w:right w:val="nil"/>
             </w:tcBorders>
-            <w:shd w:val="clear" w:color="auto" w:fill="auto"/>
             <w:noWrap/>
             <w:vAlign w:val="center"/>
             <w:hideMark/>
@@ -12258,7 +12007,6 @@
               <w:bottom w:val="single" w:sz="4" w:space="0" w:color="auto"/>
               <w:right w:val="nil"/>
             </w:tcBorders>
-            <w:shd w:val="clear" w:color="auto" w:fill="auto"/>
             <w:noWrap/>
             <w:vAlign w:val="center"/>
             <w:hideMark/>
@@ -12294,7 +12042,6 @@
               <w:bottom w:val="single" w:sz="4" w:space="0" w:color="auto"/>
               <w:right w:val="single" w:sz="4" w:space="0" w:color="auto"/>
             </w:tcBorders>
-            <w:shd w:val="clear" w:color="auto" w:fill="auto"/>
             <w:noWrap/>
             <w:vAlign w:val="center"/>
             <w:hideMark/>
@@ -12330,7 +12077,6 @@
               <w:bottom w:val="single" w:sz="4" w:space="0" w:color="auto"/>
               <w:right w:val="single" w:sz="4" w:space="0" w:color="auto"/>
             </w:tcBorders>
-            <w:shd w:val="clear" w:color="auto" w:fill="auto"/>
             <w:noWrap/>
             <w:vAlign w:val="center"/>
             <w:hideMark/>
@@ -12366,7 +12112,6 @@
               <w:bottom w:val="single" w:sz="4" w:space="0" w:color="auto"/>
               <w:right w:val="single" w:sz="4" w:space="0" w:color="auto"/>
             </w:tcBorders>
-            <w:shd w:val="clear" w:color="auto" w:fill="auto"/>
             <w:noWrap/>
             <w:vAlign w:val="center"/>
             <w:hideMark/>
@@ -12407,7 +12152,6 @@
               <w:bottom w:val="single" w:sz="4" w:space="0" w:color="auto"/>
               <w:right w:val="nil"/>
             </w:tcBorders>
-            <w:shd w:val="clear" w:color="auto" w:fill="auto"/>
             <w:noWrap/>
             <w:vAlign w:val="center"/>
             <w:hideMark/>
@@ -12443,7 +12187,6 @@
               <w:bottom w:val="single" w:sz="4" w:space="0" w:color="auto"/>
               <w:right w:val="single" w:sz="4" w:space="0" w:color="auto"/>
             </w:tcBorders>
-            <w:shd w:val="clear" w:color="auto" w:fill="auto"/>
             <w:noWrap/>
             <w:vAlign w:val="center"/>
             <w:hideMark/>
@@ -12479,7 +12222,6 @@
               <w:bottom w:val="single" w:sz="4" w:space="0" w:color="auto"/>
               <w:right w:val="nil"/>
             </w:tcBorders>
-            <w:shd w:val="clear" w:color="auto" w:fill="auto"/>
             <w:noWrap/>
             <w:vAlign w:val="center"/>
             <w:hideMark/>
@@ -12515,7 +12257,6 @@
               <w:bottom w:val="single" w:sz="4" w:space="0" w:color="auto"/>
               <w:right w:val="nil"/>
             </w:tcBorders>
-            <w:shd w:val="clear" w:color="auto" w:fill="auto"/>
             <w:noWrap/>
             <w:vAlign w:val="center"/>
             <w:hideMark/>
@@ -12551,7 +12292,6 @@
               <w:bottom w:val="single" w:sz="4" w:space="0" w:color="auto"/>
               <w:right w:val="nil"/>
             </w:tcBorders>
-            <w:shd w:val="clear" w:color="auto" w:fill="auto"/>
             <w:noWrap/>
             <w:vAlign w:val="center"/>
             <w:hideMark/>
@@ -12587,7 +12327,6 @@
               <w:bottom w:val="single" w:sz="4" w:space="0" w:color="auto"/>
               <w:right w:val="single" w:sz="4" w:space="0" w:color="auto"/>
             </w:tcBorders>
-            <w:shd w:val="clear" w:color="auto" w:fill="auto"/>
             <w:noWrap/>
             <w:vAlign w:val="center"/>
             <w:hideMark/>
@@ -12623,7 +12362,6 @@
               <w:bottom w:val="single" w:sz="4" w:space="0" w:color="auto"/>
               <w:right w:val="single" w:sz="4" w:space="0" w:color="auto"/>
             </w:tcBorders>
-            <w:shd w:val="clear" w:color="auto" w:fill="auto"/>
             <w:noWrap/>
             <w:vAlign w:val="center"/>
             <w:hideMark/>
@@ -12659,7 +12397,6 @@
               <w:bottom w:val="single" w:sz="4" w:space="0" w:color="auto"/>
               <w:right w:val="single" w:sz="4" w:space="0" w:color="auto"/>
             </w:tcBorders>
-            <w:shd w:val="clear" w:color="auto" w:fill="auto"/>
             <w:noWrap/>
             <w:vAlign w:val="center"/>
             <w:hideMark/>
@@ -12700,7 +12437,6 @@
               <w:bottom w:val="single" w:sz="4" w:space="0" w:color="auto"/>
               <w:right w:val="nil"/>
             </w:tcBorders>
-            <w:shd w:val="clear" w:color="auto" w:fill="auto"/>
             <w:noWrap/>
             <w:vAlign w:val="center"/>
             <w:hideMark/>
@@ -12736,7 +12472,6 @@
               <w:bottom w:val="single" w:sz="4" w:space="0" w:color="auto"/>
               <w:right w:val="single" w:sz="4" w:space="0" w:color="auto"/>
             </w:tcBorders>
-            <w:shd w:val="clear" w:color="auto" w:fill="auto"/>
             <w:noWrap/>
             <w:vAlign w:val="center"/>
             <w:hideMark/>
@@ -12772,7 +12507,6 @@
               <w:bottom w:val="single" w:sz="4" w:space="0" w:color="auto"/>
               <w:right w:val="nil"/>
             </w:tcBorders>
-            <w:shd w:val="clear" w:color="auto" w:fill="auto"/>
             <w:noWrap/>
             <w:vAlign w:val="center"/>
             <w:hideMark/>
@@ -12808,7 +12542,6 @@
               <w:bottom w:val="single" w:sz="4" w:space="0" w:color="auto"/>
               <w:right w:val="nil"/>
             </w:tcBorders>
-            <w:shd w:val="clear" w:color="auto" w:fill="auto"/>
             <w:noWrap/>
             <w:vAlign w:val="center"/>
             <w:hideMark/>
@@ -12844,7 +12577,6 @@
               <w:bottom w:val="single" w:sz="4" w:space="0" w:color="auto"/>
               <w:right w:val="nil"/>
             </w:tcBorders>
-            <w:shd w:val="clear" w:color="auto" w:fill="auto"/>
             <w:noWrap/>
             <w:vAlign w:val="center"/>
             <w:hideMark/>
@@ -12880,7 +12612,6 @@
               <w:bottom w:val="single" w:sz="4" w:space="0" w:color="auto"/>
               <w:right w:val="single" w:sz="4" w:space="0" w:color="auto"/>
             </w:tcBorders>
-            <w:shd w:val="clear" w:color="auto" w:fill="auto"/>
             <w:noWrap/>
             <w:vAlign w:val="center"/>
             <w:hideMark/>
@@ -12916,7 +12647,6 @@
               <w:bottom w:val="single" w:sz="4" w:space="0" w:color="auto"/>
               <w:right w:val="single" w:sz="4" w:space="0" w:color="auto"/>
             </w:tcBorders>
-            <w:shd w:val="clear" w:color="auto" w:fill="auto"/>
             <w:noWrap/>
             <w:vAlign w:val="center"/>
             <w:hideMark/>
@@ -12952,7 +12682,6 @@
               <w:bottom w:val="single" w:sz="4" w:space="0" w:color="auto"/>
               <w:right w:val="single" w:sz="4" w:space="0" w:color="auto"/>
             </w:tcBorders>
-            <w:shd w:val="clear" w:color="auto" w:fill="auto"/>
             <w:noWrap/>
             <w:vAlign w:val="center"/>
             <w:hideMark/>
@@ -12993,7 +12722,6 @@
               <w:bottom w:val="single" w:sz="4" w:space="0" w:color="auto"/>
               <w:right w:val="nil"/>
             </w:tcBorders>
-            <w:shd w:val="clear" w:color="auto" w:fill="auto"/>
             <w:noWrap/>
             <w:vAlign w:val="center"/>
             <w:hideMark/>
@@ -13029,7 +12757,6 @@
               <w:bottom w:val="single" w:sz="4" w:space="0" w:color="auto"/>
               <w:right w:val="single" w:sz="4" w:space="0" w:color="auto"/>
             </w:tcBorders>
-            <w:shd w:val="clear" w:color="auto" w:fill="auto"/>
             <w:noWrap/>
             <w:vAlign w:val="center"/>
             <w:hideMark/>
@@ -13065,7 +12792,6 @@
               <w:bottom w:val="single" w:sz="4" w:space="0" w:color="auto"/>
               <w:right w:val="nil"/>
             </w:tcBorders>
-            <w:shd w:val="clear" w:color="auto" w:fill="auto"/>
             <w:noWrap/>
             <w:vAlign w:val="center"/>
             <w:hideMark/>
@@ -13101,7 +12827,6 @@
               <w:bottom w:val="single" w:sz="4" w:space="0" w:color="auto"/>
               <w:right w:val="nil"/>
             </w:tcBorders>
-            <w:shd w:val="clear" w:color="auto" w:fill="auto"/>
             <w:noWrap/>
             <w:vAlign w:val="center"/>
             <w:hideMark/>
@@ -13137,7 +12862,6 @@
               <w:bottom w:val="single" w:sz="4" w:space="0" w:color="auto"/>
               <w:right w:val="nil"/>
             </w:tcBorders>
-            <w:shd w:val="clear" w:color="auto" w:fill="auto"/>
             <w:noWrap/>
             <w:vAlign w:val="center"/>
             <w:hideMark/>
@@ -13173,7 +12897,6 @@
               <w:bottom w:val="single" w:sz="4" w:space="0" w:color="auto"/>
               <w:right w:val="single" w:sz="4" w:space="0" w:color="auto"/>
             </w:tcBorders>
-            <w:shd w:val="clear" w:color="auto" w:fill="auto"/>
             <w:noWrap/>
             <w:vAlign w:val="center"/>
             <w:hideMark/>
@@ -13209,7 +12932,6 @@
               <w:bottom w:val="single" w:sz="4" w:space="0" w:color="auto"/>
               <w:right w:val="single" w:sz="4" w:space="0" w:color="auto"/>
             </w:tcBorders>
-            <w:shd w:val="clear" w:color="auto" w:fill="auto"/>
             <w:noWrap/>
             <w:vAlign w:val="center"/>
             <w:hideMark/>
@@ -13245,7 +12967,6 @@
               <w:bottom w:val="single" w:sz="4" w:space="0" w:color="auto"/>
               <w:right w:val="single" w:sz="4" w:space="0" w:color="auto"/>
             </w:tcBorders>
-            <w:shd w:val="clear" w:color="auto" w:fill="auto"/>
             <w:noWrap/>
             <w:vAlign w:val="center"/>
             <w:hideMark/>
@@ -13286,7 +13007,6 @@
               <w:bottom w:val="single" w:sz="4" w:space="0" w:color="auto"/>
               <w:right w:val="nil"/>
             </w:tcBorders>
-            <w:shd w:val="clear" w:color="auto" w:fill="auto"/>
             <w:noWrap/>
             <w:vAlign w:val="center"/>
             <w:hideMark/>
@@ -13322,7 +13042,6 @@
               <w:bottom w:val="single" w:sz="4" w:space="0" w:color="auto"/>
               <w:right w:val="single" w:sz="4" w:space="0" w:color="auto"/>
             </w:tcBorders>
-            <w:shd w:val="clear" w:color="auto" w:fill="auto"/>
             <w:noWrap/>
             <w:vAlign w:val="center"/>
             <w:hideMark/>
@@ -13358,7 +13077,6 @@
               <w:bottom w:val="single" w:sz="4" w:space="0" w:color="auto"/>
               <w:right w:val="nil"/>
             </w:tcBorders>
-            <w:shd w:val="clear" w:color="auto" w:fill="auto"/>
             <w:noWrap/>
             <w:vAlign w:val="center"/>
             <w:hideMark/>
@@ -13394,7 +13112,6 @@
               <w:bottom w:val="single" w:sz="4" w:space="0" w:color="auto"/>
               <w:right w:val="nil"/>
             </w:tcBorders>
-            <w:shd w:val="clear" w:color="auto" w:fill="auto"/>
             <w:noWrap/>
             <w:vAlign w:val="center"/>
             <w:hideMark/>
@@ -13430,7 +13147,6 @@
               <w:bottom w:val="single" w:sz="4" w:space="0" w:color="auto"/>
               <w:right w:val="nil"/>
             </w:tcBorders>
-            <w:shd w:val="clear" w:color="auto" w:fill="auto"/>
             <w:noWrap/>
             <w:vAlign w:val="center"/>
             <w:hideMark/>
@@ -13466,7 +13182,6 @@
               <w:bottom w:val="single" w:sz="4" w:space="0" w:color="auto"/>
               <w:right w:val="single" w:sz="4" w:space="0" w:color="auto"/>
             </w:tcBorders>
-            <w:shd w:val="clear" w:color="auto" w:fill="auto"/>
             <w:noWrap/>
             <w:vAlign w:val="center"/>
             <w:hideMark/>
@@ -13502,7 +13217,6 @@
               <w:bottom w:val="single" w:sz="4" w:space="0" w:color="auto"/>
               <w:right w:val="single" w:sz="4" w:space="0" w:color="auto"/>
             </w:tcBorders>
-            <w:shd w:val="clear" w:color="auto" w:fill="auto"/>
             <w:noWrap/>
             <w:vAlign w:val="center"/>
             <w:hideMark/>
@@ -13538,7 +13252,6 @@
               <w:bottom w:val="single" w:sz="4" w:space="0" w:color="auto"/>
               <w:right w:val="single" w:sz="4" w:space="0" w:color="auto"/>
             </w:tcBorders>
-            <w:shd w:val="clear" w:color="auto" w:fill="auto"/>
             <w:noWrap/>
             <w:vAlign w:val="center"/>
             <w:hideMark/>
@@ -13579,7 +13292,6 @@
               <w:bottom w:val="single" w:sz="4" w:space="0" w:color="auto"/>
               <w:right w:val="nil"/>
             </w:tcBorders>
-            <w:shd w:val="clear" w:color="auto" w:fill="auto"/>
             <w:noWrap/>
             <w:vAlign w:val="center"/>
             <w:hideMark/>
@@ -13615,7 +13327,6 @@
               <w:bottom w:val="single" w:sz="4" w:space="0" w:color="auto"/>
               <w:right w:val="single" w:sz="4" w:space="0" w:color="auto"/>
             </w:tcBorders>
-            <w:shd w:val="clear" w:color="auto" w:fill="auto"/>
             <w:noWrap/>
             <w:vAlign w:val="center"/>
             <w:hideMark/>
@@ -13651,7 +13362,6 @@
               <w:bottom w:val="single" w:sz="4" w:space="0" w:color="auto"/>
               <w:right w:val="nil"/>
             </w:tcBorders>
-            <w:shd w:val="clear" w:color="auto" w:fill="auto"/>
             <w:noWrap/>
             <w:vAlign w:val="center"/>
             <w:hideMark/>
@@ -13687,7 +13397,6 @@
               <w:bottom w:val="single" w:sz="4" w:space="0" w:color="auto"/>
               <w:right w:val="nil"/>
             </w:tcBorders>
-            <w:shd w:val="clear" w:color="auto" w:fill="auto"/>
             <w:noWrap/>
             <w:vAlign w:val="center"/>
             <w:hideMark/>
@@ -13723,7 +13432,6 @@
               <w:bottom w:val="single" w:sz="4" w:space="0" w:color="auto"/>
               <w:right w:val="nil"/>
             </w:tcBorders>
-            <w:shd w:val="clear" w:color="auto" w:fill="auto"/>
             <w:noWrap/>
             <w:vAlign w:val="center"/>
             <w:hideMark/>
@@ -13759,7 +13467,6 @@
               <w:bottom w:val="single" w:sz="4" w:space="0" w:color="auto"/>
               <w:right w:val="single" w:sz="4" w:space="0" w:color="auto"/>
             </w:tcBorders>
-            <w:shd w:val="clear" w:color="auto" w:fill="auto"/>
             <w:noWrap/>
             <w:vAlign w:val="center"/>
             <w:hideMark/>
@@ -13795,7 +13502,6 @@
               <w:bottom w:val="single" w:sz="4" w:space="0" w:color="auto"/>
               <w:right w:val="single" w:sz="4" w:space="0" w:color="auto"/>
             </w:tcBorders>
-            <w:shd w:val="clear" w:color="auto" w:fill="auto"/>
             <w:noWrap/>
             <w:vAlign w:val="center"/>
             <w:hideMark/>
@@ -13831,7 +13537,6 @@
               <w:bottom w:val="single" w:sz="4" w:space="0" w:color="auto"/>
               <w:right w:val="single" w:sz="4" w:space="0" w:color="auto"/>
             </w:tcBorders>
-            <w:shd w:val="clear" w:color="auto" w:fill="auto"/>
             <w:noWrap/>
             <w:vAlign w:val="center"/>
             <w:hideMark/>
@@ -13872,7 +13577,6 @@
               <w:bottom w:val="single" w:sz="4" w:space="0" w:color="auto"/>
               <w:right w:val="nil"/>
             </w:tcBorders>
-            <w:shd w:val="clear" w:color="auto" w:fill="auto"/>
             <w:noWrap/>
             <w:vAlign w:val="center"/>
             <w:hideMark/>
@@ -13908,7 +13612,6 @@
               <w:bottom w:val="single" w:sz="4" w:space="0" w:color="auto"/>
               <w:right w:val="single" w:sz="4" w:space="0" w:color="auto"/>
             </w:tcBorders>
-            <w:shd w:val="clear" w:color="auto" w:fill="auto"/>
             <w:noWrap/>
             <w:vAlign w:val="center"/>
             <w:hideMark/>
@@ -13944,7 +13647,6 @@
               <w:bottom w:val="single" w:sz="4" w:space="0" w:color="auto"/>
               <w:right w:val="nil"/>
             </w:tcBorders>
-            <w:shd w:val="clear" w:color="auto" w:fill="auto"/>
             <w:noWrap/>
             <w:vAlign w:val="center"/>
             <w:hideMark/>
@@ -13980,7 +13682,6 @@
               <w:bottom w:val="single" w:sz="4" w:space="0" w:color="auto"/>
               <w:right w:val="nil"/>
             </w:tcBorders>
-            <w:shd w:val="clear" w:color="auto" w:fill="auto"/>
             <w:noWrap/>
             <w:vAlign w:val="center"/>
             <w:hideMark/>
@@ -14016,7 +13717,6 @@
               <w:bottom w:val="single" w:sz="4" w:space="0" w:color="auto"/>
               <w:right w:val="nil"/>
             </w:tcBorders>
-            <w:shd w:val="clear" w:color="auto" w:fill="auto"/>
             <w:noWrap/>
             <w:vAlign w:val="center"/>
             <w:hideMark/>
@@ -14052,7 +13752,6 @@
               <w:bottom w:val="single" w:sz="4" w:space="0" w:color="auto"/>
               <w:right w:val="single" w:sz="4" w:space="0" w:color="auto"/>
             </w:tcBorders>
-            <w:shd w:val="clear" w:color="auto" w:fill="auto"/>
             <w:noWrap/>
             <w:vAlign w:val="center"/>
             <w:hideMark/>
@@ -14088,7 +13787,6 @@
               <w:bottom w:val="single" w:sz="4" w:space="0" w:color="auto"/>
               <w:right w:val="single" w:sz="4" w:space="0" w:color="auto"/>
             </w:tcBorders>
-            <w:shd w:val="clear" w:color="auto" w:fill="auto"/>
             <w:noWrap/>
             <w:vAlign w:val="center"/>
             <w:hideMark/>
@@ -14124,7 +13822,6 @@
               <w:bottom w:val="single" w:sz="4" w:space="0" w:color="auto"/>
               <w:right w:val="single" w:sz="4" w:space="0" w:color="auto"/>
             </w:tcBorders>
-            <w:shd w:val="clear" w:color="auto" w:fill="auto"/>
             <w:noWrap/>
             <w:vAlign w:val="center"/>
             <w:hideMark/>
@@ -14165,7 +13862,6 @@
               <w:bottom w:val="single" w:sz="4" w:space="0" w:color="auto"/>
               <w:right w:val="nil"/>
             </w:tcBorders>
-            <w:shd w:val="clear" w:color="auto" w:fill="auto"/>
             <w:noWrap/>
             <w:vAlign w:val="center"/>
             <w:hideMark/>
@@ -14201,7 +13897,6 @@
               <w:bottom w:val="single" w:sz="4" w:space="0" w:color="auto"/>
               <w:right w:val="single" w:sz="4" w:space="0" w:color="auto"/>
             </w:tcBorders>
-            <w:shd w:val="clear" w:color="auto" w:fill="auto"/>
             <w:noWrap/>
             <w:vAlign w:val="center"/>
             <w:hideMark/>
@@ -14237,7 +13932,6 @@
               <w:bottom w:val="single" w:sz="4" w:space="0" w:color="auto"/>
               <w:right w:val="nil"/>
             </w:tcBorders>
-            <w:shd w:val="clear" w:color="auto" w:fill="auto"/>
             <w:noWrap/>
             <w:vAlign w:val="center"/>
             <w:hideMark/>
@@ -14273,7 +13967,6 @@
               <w:bottom w:val="single" w:sz="4" w:space="0" w:color="auto"/>
               <w:right w:val="nil"/>
             </w:tcBorders>
-            <w:shd w:val="clear" w:color="auto" w:fill="auto"/>
             <w:noWrap/>
             <w:vAlign w:val="center"/>
             <w:hideMark/>
@@ -14309,7 +14002,6 @@
               <w:bottom w:val="single" w:sz="4" w:space="0" w:color="auto"/>
               <w:right w:val="nil"/>
             </w:tcBorders>
-            <w:shd w:val="clear" w:color="auto" w:fill="auto"/>
             <w:noWrap/>
             <w:vAlign w:val="center"/>
             <w:hideMark/>
@@ -14345,7 +14037,6 @@
               <w:bottom w:val="single" w:sz="4" w:space="0" w:color="auto"/>
               <w:right w:val="single" w:sz="4" w:space="0" w:color="auto"/>
             </w:tcBorders>
-            <w:shd w:val="clear" w:color="auto" w:fill="auto"/>
             <w:noWrap/>
             <w:vAlign w:val="center"/>
             <w:hideMark/>
@@ -14381,7 +14072,6 @@
               <w:bottom w:val="single" w:sz="4" w:space="0" w:color="auto"/>
               <w:right w:val="single" w:sz="4" w:space="0" w:color="auto"/>
             </w:tcBorders>
-            <w:shd w:val="clear" w:color="auto" w:fill="auto"/>
             <w:noWrap/>
             <w:vAlign w:val="center"/>
             <w:hideMark/>
@@ -14417,7 +14107,6 @@
               <w:bottom w:val="single" w:sz="4" w:space="0" w:color="auto"/>
               <w:right w:val="single" w:sz="4" w:space="0" w:color="auto"/>
             </w:tcBorders>
-            <w:shd w:val="clear" w:color="auto" w:fill="auto"/>
             <w:noWrap/>
             <w:vAlign w:val="center"/>
             <w:hideMark/>
@@ -14458,7 +14147,6 @@
               <w:bottom w:val="single" w:sz="4" w:space="0" w:color="auto"/>
               <w:right w:val="nil"/>
             </w:tcBorders>
-            <w:shd w:val="clear" w:color="auto" w:fill="auto"/>
             <w:noWrap/>
             <w:vAlign w:val="center"/>
             <w:hideMark/>
@@ -14494,7 +14182,6 @@
               <w:bottom w:val="single" w:sz="4" w:space="0" w:color="auto"/>
               <w:right w:val="single" w:sz="4" w:space="0" w:color="auto"/>
             </w:tcBorders>
-            <w:shd w:val="clear" w:color="auto" w:fill="auto"/>
             <w:noWrap/>
             <w:vAlign w:val="center"/>
             <w:hideMark/>
@@ -14530,7 +14217,6 @@
               <w:bottom w:val="single" w:sz="4" w:space="0" w:color="auto"/>
               <w:right w:val="nil"/>
             </w:tcBorders>
-            <w:shd w:val="clear" w:color="auto" w:fill="auto"/>
             <w:noWrap/>
             <w:vAlign w:val="center"/>
             <w:hideMark/>
@@ -14566,7 +14252,6 @@
               <w:bottom w:val="single" w:sz="4" w:space="0" w:color="auto"/>
               <w:right w:val="nil"/>
             </w:tcBorders>
-            <w:shd w:val="clear" w:color="auto" w:fill="auto"/>
             <w:noWrap/>
             <w:vAlign w:val="center"/>
             <w:hideMark/>
@@ -14602,7 +14287,6 @@
               <w:bottom w:val="single" w:sz="4" w:space="0" w:color="auto"/>
               <w:right w:val="nil"/>
             </w:tcBorders>
-            <w:shd w:val="clear" w:color="auto" w:fill="auto"/>
             <w:noWrap/>
             <w:vAlign w:val="center"/>
             <w:hideMark/>
@@ -14638,7 +14322,6 @@
               <w:bottom w:val="single" w:sz="4" w:space="0" w:color="auto"/>
               <w:right w:val="single" w:sz="4" w:space="0" w:color="auto"/>
             </w:tcBorders>
-            <w:shd w:val="clear" w:color="auto" w:fill="auto"/>
             <w:noWrap/>
             <w:vAlign w:val="center"/>
             <w:hideMark/>
@@ -14674,7 +14357,6 @@
               <w:bottom w:val="single" w:sz="4" w:space="0" w:color="auto"/>
               <w:right w:val="single" w:sz="4" w:space="0" w:color="auto"/>
             </w:tcBorders>
-            <w:shd w:val="clear" w:color="auto" w:fill="auto"/>
             <w:noWrap/>
             <w:vAlign w:val="center"/>
             <w:hideMark/>
@@ -14710,7 +14392,6 @@
               <w:bottom w:val="single" w:sz="4" w:space="0" w:color="auto"/>
               <w:right w:val="single" w:sz="4" w:space="0" w:color="auto"/>
             </w:tcBorders>
-            <w:shd w:val="clear" w:color="auto" w:fill="auto"/>
             <w:noWrap/>
             <w:vAlign w:val="center"/>
             <w:hideMark/>
@@ -14751,7 +14432,6 @@
               <w:bottom w:val="single" w:sz="4" w:space="0" w:color="auto"/>
               <w:right w:val="nil"/>
             </w:tcBorders>
-            <w:shd w:val="clear" w:color="auto" w:fill="auto"/>
             <w:noWrap/>
             <w:vAlign w:val="center"/>
             <w:hideMark/>
@@ -14787,7 +14467,6 @@
               <w:bottom w:val="single" w:sz="4" w:space="0" w:color="auto"/>
               <w:right w:val="single" w:sz="4" w:space="0" w:color="auto"/>
             </w:tcBorders>
-            <w:shd w:val="clear" w:color="auto" w:fill="auto"/>
             <w:noWrap/>
             <w:vAlign w:val="center"/>
             <w:hideMark/>
@@ -14823,7 +14502,6 @@
               <w:bottom w:val="single" w:sz="4" w:space="0" w:color="auto"/>
               <w:right w:val="nil"/>
             </w:tcBorders>
-            <w:shd w:val="clear" w:color="auto" w:fill="auto"/>
             <w:noWrap/>
             <w:vAlign w:val="center"/>
             <w:hideMark/>
@@ -14859,7 +14537,6 @@
               <w:bottom w:val="single" w:sz="4" w:space="0" w:color="auto"/>
               <w:right w:val="nil"/>
             </w:tcBorders>
-            <w:shd w:val="clear" w:color="auto" w:fill="auto"/>
             <w:noWrap/>
             <w:vAlign w:val="center"/>
             <w:hideMark/>
@@ -14895,7 +14572,6 @@
               <w:bottom w:val="single" w:sz="4" w:space="0" w:color="auto"/>
               <w:right w:val="nil"/>
             </w:tcBorders>
-            <w:shd w:val="clear" w:color="auto" w:fill="auto"/>
             <w:noWrap/>
             <w:vAlign w:val="center"/>
             <w:hideMark/>
@@ -14931,7 +14607,6 @@
               <w:bottom w:val="single" w:sz="4" w:space="0" w:color="auto"/>
               <w:right w:val="single" w:sz="4" w:space="0" w:color="auto"/>
             </w:tcBorders>
-            <w:shd w:val="clear" w:color="auto" w:fill="auto"/>
             <w:noWrap/>
             <w:vAlign w:val="center"/>
             <w:hideMark/>
@@ -14967,7 +14642,6 @@
               <w:bottom w:val="single" w:sz="4" w:space="0" w:color="auto"/>
               <w:right w:val="single" w:sz="4" w:space="0" w:color="auto"/>
             </w:tcBorders>
-            <w:shd w:val="clear" w:color="auto" w:fill="auto"/>
             <w:noWrap/>
             <w:vAlign w:val="center"/>
             <w:hideMark/>
@@ -15003,7 +14677,6 @@
               <w:bottom w:val="single" w:sz="4" w:space="0" w:color="auto"/>
               <w:right w:val="single" w:sz="4" w:space="0" w:color="auto"/>
             </w:tcBorders>
-            <w:shd w:val="clear" w:color="auto" w:fill="auto"/>
             <w:noWrap/>
             <w:vAlign w:val="center"/>
             <w:hideMark/>
@@ -15044,7 +14717,6 @@
               <w:bottom w:val="single" w:sz="4" w:space="0" w:color="auto"/>
               <w:right w:val="nil"/>
             </w:tcBorders>
-            <w:shd w:val="clear" w:color="auto" w:fill="auto"/>
             <w:noWrap/>
             <w:vAlign w:val="center"/>
             <w:hideMark/>
@@ -15080,7 +14752,6 @@
               <w:bottom w:val="single" w:sz="4" w:space="0" w:color="auto"/>
               <w:right w:val="single" w:sz="4" w:space="0" w:color="auto"/>
             </w:tcBorders>
-            <w:shd w:val="clear" w:color="auto" w:fill="auto"/>
             <w:noWrap/>
             <w:vAlign w:val="center"/>
             <w:hideMark/>
@@ -15116,7 +14787,6 @@
               <w:bottom w:val="single" w:sz="4" w:space="0" w:color="auto"/>
               <w:right w:val="nil"/>
             </w:tcBorders>
-            <w:shd w:val="clear" w:color="auto" w:fill="auto"/>
             <w:noWrap/>
             <w:vAlign w:val="center"/>
             <w:hideMark/>
@@ -15152,7 +14822,6 @@
               <w:bottom w:val="single" w:sz="4" w:space="0" w:color="auto"/>
               <w:right w:val="nil"/>
             </w:tcBorders>
-            <w:shd w:val="clear" w:color="auto" w:fill="auto"/>
             <w:noWrap/>
             <w:vAlign w:val="center"/>
             <w:hideMark/>
@@ -15188,7 +14857,6 @@
               <w:bottom w:val="single" w:sz="4" w:space="0" w:color="auto"/>
               <w:right w:val="nil"/>
             </w:tcBorders>
-            <w:shd w:val="clear" w:color="auto" w:fill="auto"/>
             <w:noWrap/>
             <w:vAlign w:val="center"/>
             <w:hideMark/>
@@ -15224,7 +14892,6 @@
               <w:bottom w:val="single" w:sz="4" w:space="0" w:color="auto"/>
               <w:right w:val="single" w:sz="4" w:space="0" w:color="auto"/>
             </w:tcBorders>
-            <w:shd w:val="clear" w:color="auto" w:fill="auto"/>
             <w:noWrap/>
             <w:vAlign w:val="center"/>
             <w:hideMark/>
@@ -15260,7 +14927,6 @@
               <w:bottom w:val="single" w:sz="4" w:space="0" w:color="auto"/>
               <w:right w:val="single" w:sz="4" w:space="0" w:color="auto"/>
             </w:tcBorders>
-            <w:shd w:val="clear" w:color="auto" w:fill="auto"/>
             <w:noWrap/>
             <w:vAlign w:val="center"/>
             <w:hideMark/>
@@ -15296,7 +14962,6 @@
               <w:bottom w:val="single" w:sz="4" w:space="0" w:color="auto"/>
               <w:right w:val="single" w:sz="4" w:space="0" w:color="auto"/>
             </w:tcBorders>
-            <w:shd w:val="clear" w:color="auto" w:fill="auto"/>
             <w:noWrap/>
             <w:vAlign w:val="center"/>
             <w:hideMark/>
@@ -15337,7 +15002,6 @@
               <w:bottom w:val="single" w:sz="4" w:space="0" w:color="auto"/>
               <w:right w:val="nil"/>
             </w:tcBorders>
-            <w:shd w:val="clear" w:color="auto" w:fill="auto"/>
             <w:noWrap/>
             <w:vAlign w:val="center"/>
             <w:hideMark/>
@@ -15373,7 +15037,6 @@
               <w:bottom w:val="single" w:sz="4" w:space="0" w:color="auto"/>
               <w:right w:val="single" w:sz="4" w:space="0" w:color="auto"/>
             </w:tcBorders>
-            <w:shd w:val="clear" w:color="auto" w:fill="auto"/>
             <w:noWrap/>
             <w:vAlign w:val="center"/>
             <w:hideMark/>
@@ -15409,7 +15072,6 @@
               <w:bottom w:val="single" w:sz="4" w:space="0" w:color="auto"/>
               <w:right w:val="nil"/>
             </w:tcBorders>
-            <w:shd w:val="clear" w:color="auto" w:fill="auto"/>
             <w:noWrap/>
             <w:vAlign w:val="center"/>
             <w:hideMark/>
@@ -15445,7 +15107,6 @@
               <w:bottom w:val="single" w:sz="4" w:space="0" w:color="auto"/>
               <w:right w:val="nil"/>
             </w:tcBorders>
-            <w:shd w:val="clear" w:color="auto" w:fill="auto"/>
             <w:noWrap/>
             <w:vAlign w:val="center"/>
             <w:hideMark/>
@@ -15481,7 +15142,6 @@
               <w:bottom w:val="single" w:sz="4" w:space="0" w:color="auto"/>
               <w:right w:val="nil"/>
             </w:tcBorders>
-            <w:shd w:val="clear" w:color="auto" w:fill="auto"/>
             <w:noWrap/>
             <w:vAlign w:val="center"/>
             <w:hideMark/>
@@ -15517,7 +15177,6 @@
               <w:bottom w:val="single" w:sz="4" w:space="0" w:color="auto"/>
               <w:right w:val="single" w:sz="4" w:space="0" w:color="auto"/>
             </w:tcBorders>
-            <w:shd w:val="clear" w:color="auto" w:fill="auto"/>
             <w:noWrap/>
             <w:vAlign w:val="center"/>
             <w:hideMark/>
@@ -15553,7 +15212,6 @@
               <w:bottom w:val="single" w:sz="4" w:space="0" w:color="auto"/>
               <w:right w:val="single" w:sz="4" w:space="0" w:color="auto"/>
             </w:tcBorders>
-            <w:shd w:val="clear" w:color="auto" w:fill="auto"/>
             <w:noWrap/>
             <w:vAlign w:val="center"/>
             <w:hideMark/>
@@ -15589,7 +15247,6 @@
               <w:bottom w:val="single" w:sz="4" w:space="0" w:color="auto"/>
               <w:right w:val="single" w:sz="4" w:space="0" w:color="auto"/>
             </w:tcBorders>
-            <w:shd w:val="clear" w:color="auto" w:fill="auto"/>
             <w:noWrap/>
             <w:vAlign w:val="center"/>
             <w:hideMark/>
@@ -15630,7 +15287,6 @@
               <w:bottom w:val="single" w:sz="4" w:space="0" w:color="auto"/>
               <w:right w:val="nil"/>
             </w:tcBorders>
-            <w:shd w:val="clear" w:color="auto" w:fill="auto"/>
             <w:noWrap/>
             <w:vAlign w:val="center"/>
             <w:hideMark/>
@@ -15666,7 +15322,6 @@
               <w:bottom w:val="single" w:sz="4" w:space="0" w:color="auto"/>
               <w:right w:val="single" w:sz="4" w:space="0" w:color="auto"/>
             </w:tcBorders>
-            <w:shd w:val="clear" w:color="auto" w:fill="auto"/>
             <w:noWrap/>
             <w:vAlign w:val="center"/>
             <w:hideMark/>
@@ -15702,7 +15357,6 @@
               <w:bottom w:val="single" w:sz="4" w:space="0" w:color="auto"/>
               <w:right w:val="nil"/>
             </w:tcBorders>
-            <w:shd w:val="clear" w:color="auto" w:fill="auto"/>
             <w:noWrap/>
             <w:vAlign w:val="center"/>
             <w:hideMark/>
@@ -15738,7 +15392,6 @@
               <w:bottom w:val="single" w:sz="4" w:space="0" w:color="auto"/>
               <w:right w:val="nil"/>
             </w:tcBorders>
-            <w:shd w:val="clear" w:color="auto" w:fill="auto"/>
             <w:noWrap/>
             <w:vAlign w:val="center"/>
             <w:hideMark/>
@@ -15774,7 +15427,6 @@
               <w:bottom w:val="single" w:sz="4" w:space="0" w:color="auto"/>
               <w:right w:val="nil"/>
             </w:tcBorders>
-            <w:shd w:val="clear" w:color="auto" w:fill="auto"/>
             <w:noWrap/>
             <w:vAlign w:val="center"/>
             <w:hideMark/>
@@ -15810,7 +15462,6 @@
               <w:bottom w:val="single" w:sz="4" w:space="0" w:color="auto"/>
               <w:right w:val="single" w:sz="4" w:space="0" w:color="auto"/>
             </w:tcBorders>
-            <w:shd w:val="clear" w:color="auto" w:fill="auto"/>
             <w:noWrap/>
             <w:vAlign w:val="center"/>
             <w:hideMark/>
@@ -15846,7 +15497,6 @@
               <w:bottom w:val="single" w:sz="4" w:space="0" w:color="auto"/>
               <w:right w:val="single" w:sz="4" w:space="0" w:color="auto"/>
             </w:tcBorders>
-            <w:shd w:val="clear" w:color="auto" w:fill="auto"/>
             <w:noWrap/>
             <w:vAlign w:val="center"/>
             <w:hideMark/>
@@ -15882,7 +15532,6 @@
               <w:bottom w:val="single" w:sz="4" w:space="0" w:color="auto"/>
               <w:right w:val="single" w:sz="4" w:space="0" w:color="auto"/>
             </w:tcBorders>
-            <w:shd w:val="clear" w:color="auto" w:fill="auto"/>
             <w:noWrap/>
             <w:vAlign w:val="center"/>
             <w:hideMark/>
@@ -15923,7 +15572,6 @@
               <w:bottom w:val="single" w:sz="4" w:space="0" w:color="auto"/>
               <w:right w:val="nil"/>
             </w:tcBorders>
-            <w:shd w:val="clear" w:color="auto" w:fill="auto"/>
             <w:noWrap/>
             <w:vAlign w:val="center"/>
             <w:hideMark/>
@@ -15959,7 +15607,6 @@
               <w:bottom w:val="single" w:sz="4" w:space="0" w:color="auto"/>
               <w:right w:val="single" w:sz="4" w:space="0" w:color="auto"/>
             </w:tcBorders>
-            <w:shd w:val="clear" w:color="auto" w:fill="auto"/>
             <w:noWrap/>
             <w:vAlign w:val="center"/>
             <w:hideMark/>
@@ -15995,7 +15642,6 @@
               <w:bottom w:val="single" w:sz="4" w:space="0" w:color="auto"/>
               <w:right w:val="nil"/>
             </w:tcBorders>
-            <w:shd w:val="clear" w:color="auto" w:fill="auto"/>
             <w:noWrap/>
             <w:vAlign w:val="center"/>
             <w:hideMark/>
@@ -16031,7 +15677,6 @@
               <w:bottom w:val="single" w:sz="4" w:space="0" w:color="auto"/>
               <w:right w:val="nil"/>
             </w:tcBorders>
-            <w:shd w:val="clear" w:color="auto" w:fill="auto"/>
             <w:noWrap/>
             <w:vAlign w:val="center"/>
             <w:hideMark/>
@@ -16067,7 +15712,6 @@
               <w:bottom w:val="single" w:sz="4" w:space="0" w:color="auto"/>
               <w:right w:val="nil"/>
             </w:tcBorders>
-            <w:shd w:val="clear" w:color="auto" w:fill="auto"/>
             <w:noWrap/>
             <w:vAlign w:val="center"/>
             <w:hideMark/>
@@ -16103,7 +15747,6 @@
               <w:bottom w:val="single" w:sz="4" w:space="0" w:color="auto"/>
               <w:right w:val="single" w:sz="4" w:space="0" w:color="auto"/>
             </w:tcBorders>
-            <w:shd w:val="clear" w:color="auto" w:fill="auto"/>
             <w:noWrap/>
             <w:vAlign w:val="center"/>
             <w:hideMark/>
@@ -16139,7 +15782,6 @@
               <w:bottom w:val="single" w:sz="4" w:space="0" w:color="auto"/>
               <w:right w:val="single" w:sz="4" w:space="0" w:color="auto"/>
             </w:tcBorders>
-            <w:shd w:val="clear" w:color="auto" w:fill="auto"/>
             <w:noWrap/>
             <w:vAlign w:val="center"/>
             <w:hideMark/>
@@ -16175,7 +15817,6 @@
               <w:bottom w:val="single" w:sz="4" w:space="0" w:color="auto"/>
               <w:right w:val="single" w:sz="4" w:space="0" w:color="auto"/>
             </w:tcBorders>
-            <w:shd w:val="clear" w:color="auto" w:fill="auto"/>
             <w:noWrap/>
             <w:vAlign w:val="center"/>
             <w:hideMark/>
@@ -16216,7 +15857,6 @@
               <w:bottom w:val="single" w:sz="4" w:space="0" w:color="auto"/>
               <w:right w:val="nil"/>
             </w:tcBorders>
-            <w:shd w:val="clear" w:color="auto" w:fill="auto"/>
             <w:noWrap/>
             <w:vAlign w:val="center"/>
             <w:hideMark/>
@@ -16252,7 +15892,6 @@
               <w:bottom w:val="single" w:sz="4" w:space="0" w:color="auto"/>
               <w:right w:val="single" w:sz="4" w:space="0" w:color="auto"/>
             </w:tcBorders>
-            <w:shd w:val="clear" w:color="auto" w:fill="auto"/>
             <w:noWrap/>
             <w:vAlign w:val="center"/>
             <w:hideMark/>
@@ -16288,7 +15927,6 @@
               <w:bottom w:val="single" w:sz="4" w:space="0" w:color="auto"/>
               <w:right w:val="nil"/>
             </w:tcBorders>
-            <w:shd w:val="clear" w:color="auto" w:fill="auto"/>
             <w:noWrap/>
             <w:vAlign w:val="center"/>
             <w:hideMark/>
@@ -16324,7 +15962,6 @@
               <w:bottom w:val="single" w:sz="4" w:space="0" w:color="auto"/>
               <w:right w:val="nil"/>
             </w:tcBorders>
-            <w:shd w:val="clear" w:color="auto" w:fill="auto"/>
             <w:noWrap/>
             <w:vAlign w:val="center"/>
             <w:hideMark/>
@@ -16360,7 +15997,6 @@
               <w:bottom w:val="single" w:sz="4" w:space="0" w:color="auto"/>
               <w:right w:val="nil"/>
             </w:tcBorders>
-            <w:shd w:val="clear" w:color="auto" w:fill="auto"/>
             <w:noWrap/>
             <w:vAlign w:val="center"/>
             <w:hideMark/>
@@ -16396,7 +16032,6 @@
               <w:bottom w:val="single" w:sz="4" w:space="0" w:color="auto"/>
               <w:right w:val="single" w:sz="4" w:space="0" w:color="auto"/>
             </w:tcBorders>
-            <w:shd w:val="clear" w:color="auto" w:fill="auto"/>
             <w:noWrap/>
             <w:vAlign w:val="center"/>
             <w:hideMark/>
@@ -16432,7 +16067,6 @@
               <w:bottom w:val="single" w:sz="4" w:space="0" w:color="auto"/>
               <w:right w:val="single" w:sz="4" w:space="0" w:color="auto"/>
             </w:tcBorders>
-            <w:shd w:val="clear" w:color="auto" w:fill="auto"/>
             <w:noWrap/>
             <w:vAlign w:val="center"/>
             <w:hideMark/>
@@ -16468,7 +16102,6 @@
               <w:bottom w:val="single" w:sz="4" w:space="0" w:color="auto"/>
               <w:right w:val="single" w:sz="4" w:space="0" w:color="auto"/>
             </w:tcBorders>
-            <w:shd w:val="clear" w:color="auto" w:fill="auto"/>
             <w:noWrap/>
             <w:vAlign w:val="center"/>
             <w:hideMark/>
